--- a/docs/answers/as-determinants.docx
+++ b/docs/answers/as-determinants.docx
@@ -52,7 +52,7 @@
         </w:rPr>
         <w:t xml:space="preserve"> </w:t>
       </w:r>
-      <w:hyperlink r:id="rId20">
+      <w:hyperlink r:id="rId9">
         <w:r>
           <w:rPr>
             <w:rStyle w:val="Hyperlink"/>
@@ -82,7 +82,7 @@
         <w:t xml:space="preserve">Please attempt the questions before reading these answers!</w:t>
       </w:r>
     </w:p>
-    <w:bookmarkStart w:id="21" w:name="q1"/>
+    <w:bookmarkStart w:id="10" w:name="q1"/>
     <w:p>
       <w:pPr>
         <w:pStyle w:val="Heading2"/>
@@ -108,19 +108,21 @@
           </m:rPr>
           <m:t>det</m:t>
         </m:r>
-        <m:d>
-          <m:dPr>
-            <m:begChr m:val="("/>
-            <m:sepChr m:val=""/>
-            <m:endChr m:val=")"/>
-            <m:grow/>
-          </m:dPr>
-          <m:e>
-            <m:r>
-              <m:t>A</m:t>
-            </m:r>
-          </m:e>
-        </m:d>
+        <m:r>
+          <m:rPr>
+            <m:sty m:val="p"/>
+          </m:rPr>
+          <m:t>(</m:t>
+        </m:r>
+        <m:r>
+          <m:t>A</m:t>
+        </m:r>
+        <m:r>
+          <m:rPr>
+            <m:sty m:val="p"/>
+          </m:rPr>
+          <m:t>)</m:t>
+        </m:r>
         <m:r>
           <m:rPr>
             <m:sty m:val="p"/>
@@ -185,44 +187,48 @@
           </m:rPr>
           <m:t>det</m:t>
         </m:r>
-        <m:d>
-          <m:dPr>
-            <m:begChr m:val="("/>
-            <m:sepChr m:val=""/>
-            <m:endChr m:val=")"/>
-            <m:grow/>
-          </m:dPr>
-          <m:e>
-            <m:r>
-              <m:t>A</m:t>
-            </m:r>
-          </m:e>
-        </m:d>
-        <m:r>
-          <m:rPr>
-            <m:sty m:val="p"/>
-          </m:rPr>
-          <m:t>=</m:t>
-        </m:r>
-        <m:d>
-          <m:dPr>
-            <m:begChr m:val="("/>
-            <m:sepChr m:val=""/>
-            <m:endChr m:val=")"/>
-            <m:grow/>
-          </m:dPr>
-          <m:e>
-            <m:r>
-              <m:rPr>
-                <m:sty m:val="p"/>
-              </m:rPr>
-              <m:t>−</m:t>
-            </m:r>
-            <m:r>
-              <m:t>1</m:t>
-            </m:r>
-          </m:e>
-        </m:d>
+        <m:r>
+          <m:rPr>
+            <m:sty m:val="p"/>
+          </m:rPr>
+          <m:t>(</m:t>
+        </m:r>
+        <m:r>
+          <m:t>A</m:t>
+        </m:r>
+        <m:r>
+          <m:rPr>
+            <m:sty m:val="p"/>
+          </m:rPr>
+          <m:t>)</m:t>
+        </m:r>
+        <m:r>
+          <m:rPr>
+            <m:sty m:val="p"/>
+          </m:rPr>
+          <m:t>=</m:t>
+        </m:r>
+        <m:r>
+          <m:rPr>
+            <m:sty m:val="p"/>
+          </m:rPr>
+          <m:t>(</m:t>
+        </m:r>
+        <m:r>
+          <m:rPr>
+            <m:sty m:val="p"/>
+          </m:rPr>
+          <m:t>−</m:t>
+        </m:r>
+        <m:r>
+          <m:t>1</m:t>
+        </m:r>
+        <m:r>
+          <m:rPr>
+            <m:sty m:val="p"/>
+          </m:rPr>
+          <m:t>)</m:t>
+        </m:r>
         <m:r>
           <m:rPr>
             <m:sty m:val="p"/>
@@ -308,19 +314,21 @@
           </m:rPr>
           <m:t>det</m:t>
         </m:r>
-        <m:d>
-          <m:dPr>
-            <m:begChr m:val="("/>
-            <m:sepChr m:val=""/>
-            <m:endChr m:val=")"/>
-            <m:grow/>
-          </m:dPr>
-          <m:e>
-            <m:r>
-              <m:t>A</m:t>
-            </m:r>
-          </m:e>
-        </m:d>
+        <m:r>
+          <m:rPr>
+            <m:sty m:val="p"/>
+          </m:rPr>
+          <m:t>(</m:t>
+        </m:r>
+        <m:r>
+          <m:t>A</m:t>
+        </m:r>
+        <m:r>
+          <m:rPr>
+            <m:sty m:val="p"/>
+          </m:rPr>
+          <m:t>)</m:t>
+        </m:r>
         <m:r>
           <m:rPr>
             <m:sty m:val="p"/>
@@ -354,25 +362,27 @@
           </m:rPr>
           <m:t>⋅</m:t>
         </m:r>
-        <m:d>
-          <m:dPr>
-            <m:begChr m:val="("/>
-            <m:sepChr m:val=""/>
-            <m:endChr m:val=")"/>
-            <m:grow/>
-          </m:dPr>
-          <m:e>
-            <m:r>
-              <m:rPr>
-                <m:sty m:val="p"/>
-              </m:rPr>
-              <m:t>−</m:t>
-            </m:r>
-            <m:r>
-              <m:t>3</m:t>
-            </m:r>
-          </m:e>
-        </m:d>
+        <m:r>
+          <m:rPr>
+            <m:sty m:val="p"/>
+          </m:rPr>
+          <m:t>(</m:t>
+        </m:r>
+        <m:r>
+          <m:rPr>
+            <m:sty m:val="p"/>
+          </m:rPr>
+          <m:t>−</m:t>
+        </m:r>
+        <m:r>
+          <m:t>3</m:t>
+        </m:r>
+        <m:r>
+          <m:rPr>
+            <m:sty m:val="p"/>
+          </m:rPr>
+          <m:t>)</m:t>
+        </m:r>
         <m:r>
           <m:rPr>
             <m:sty m:val="p"/>
@@ -401,19 +411,21 @@
           </m:rPr>
           <m:t>det</m:t>
         </m:r>
-        <m:d>
-          <m:dPr>
-            <m:begChr m:val="("/>
-            <m:sepChr m:val=""/>
-            <m:endChr m:val=")"/>
-            <m:grow/>
-          </m:dPr>
-          <m:e>
-            <m:r>
-              <m:t>A</m:t>
-            </m:r>
-          </m:e>
-        </m:d>
+        <m:r>
+          <m:rPr>
+            <m:sty m:val="p"/>
+          </m:rPr>
+          <m:t>(</m:t>
+        </m:r>
+        <m:r>
+          <m:t>A</m:t>
+        </m:r>
+        <m:r>
+          <m:rPr>
+            <m:sty m:val="p"/>
+          </m:rPr>
+          <m:t>)</m:t>
+        </m:r>
         <m:r>
           <m:rPr>
             <m:sty m:val="p"/>
@@ -438,25 +450,27 @@
           </m:rPr>
           <m:t>−</m:t>
         </m:r>
-        <m:d>
-          <m:dPr>
-            <m:begChr m:val="("/>
-            <m:sepChr m:val=""/>
-            <m:endChr m:val=")"/>
-            <m:grow/>
-          </m:dPr>
-          <m:e>
-            <m:r>
-              <m:rPr>
-                <m:sty m:val="p"/>
-              </m:rPr>
-              <m:t>−</m:t>
-            </m:r>
-            <m:r>
-              <m:t>2</m:t>
-            </m:r>
-          </m:e>
-        </m:d>
+        <m:r>
+          <m:rPr>
+            <m:sty m:val="p"/>
+          </m:rPr>
+          <m:t>(</m:t>
+        </m:r>
+        <m:r>
+          <m:rPr>
+            <m:sty m:val="p"/>
+          </m:rPr>
+          <m:t>−</m:t>
+        </m:r>
+        <m:r>
+          <m:t>2</m:t>
+        </m:r>
+        <m:r>
+          <m:rPr>
+            <m:sty m:val="p"/>
+          </m:rPr>
+          <m:t>)</m:t>
+        </m:r>
         <m:r>
           <m:rPr>
             <m:sty m:val="p"/>
@@ -512,19 +526,21 @@
           </m:rPr>
           <m:t>det</m:t>
         </m:r>
-        <m:d>
-          <m:dPr>
-            <m:begChr m:val="("/>
-            <m:sepChr m:val=""/>
-            <m:endChr m:val=")"/>
-            <m:grow/>
-          </m:dPr>
-          <m:e>
-            <m:r>
-              <m:t>A</m:t>
-            </m:r>
-          </m:e>
-        </m:d>
+        <m:r>
+          <m:rPr>
+            <m:sty m:val="p"/>
+          </m:rPr>
+          <m:t>(</m:t>
+        </m:r>
+        <m:r>
+          <m:t>A</m:t>
+        </m:r>
+        <m:r>
+          <m:rPr>
+            <m:sty m:val="p"/>
+          </m:rPr>
+          <m:t>)</m:t>
+        </m:r>
         <m:r>
           <m:rPr>
             <m:sty m:val="p"/>
@@ -540,25 +556,27 @@
           </m:rPr>
           <m:t>⋅</m:t>
         </m:r>
-        <m:d>
-          <m:dPr>
-            <m:begChr m:val="("/>
-            <m:sepChr m:val=""/>
-            <m:endChr m:val=")"/>
-            <m:grow/>
-          </m:dPr>
-          <m:e>
-            <m:r>
-              <m:rPr>
-                <m:sty m:val="p"/>
-              </m:rPr>
-              <m:t>−</m:t>
-            </m:r>
-            <m:r>
-              <m:t>5</m:t>
-            </m:r>
-          </m:e>
-        </m:d>
+        <m:r>
+          <m:rPr>
+            <m:sty m:val="p"/>
+          </m:rPr>
+          <m:t>(</m:t>
+        </m:r>
+        <m:r>
+          <m:rPr>
+            <m:sty m:val="p"/>
+          </m:rPr>
+          <m:t>−</m:t>
+        </m:r>
+        <m:r>
+          <m:t>5</m:t>
+        </m:r>
+        <m:r>
+          <m:rPr>
+            <m:sty m:val="p"/>
+          </m:rPr>
+          <m:t>)</m:t>
+        </m:r>
         <m:r>
           <m:rPr>
             <m:sty m:val="p"/>
@@ -594,8 +612,8 @@
         </m:r>
       </m:oMath>
     </w:p>
-    <w:bookmarkEnd w:id="21"/>
-    <w:bookmarkStart w:id="22" w:name="q2"/>
+    <w:bookmarkEnd w:id="10"/>
+    <w:bookmarkStart w:id="11" w:name="q2"/>
     <w:p>
       <w:pPr>
         <w:pStyle w:val="Heading2"/>
@@ -621,19 +639,21 @@
           </m:rPr>
           <m:t>det</m:t>
         </m:r>
-        <m:d>
-          <m:dPr>
-            <m:begChr m:val="("/>
-            <m:sepChr m:val=""/>
-            <m:endChr m:val=")"/>
-            <m:grow/>
-          </m:dPr>
-          <m:e>
-            <m:r>
-              <m:t>A</m:t>
-            </m:r>
-          </m:e>
-        </m:d>
+        <m:r>
+          <m:rPr>
+            <m:sty m:val="p"/>
+          </m:rPr>
+          <m:t>(</m:t>
+        </m:r>
+        <m:r>
+          <m:t>A</m:t>
+        </m:r>
+        <m:r>
+          <m:rPr>
+            <m:sty m:val="p"/>
+          </m:rPr>
+          <m:t>)</m:t>
+        </m:r>
         <m:r>
           <m:rPr>
             <m:sty m:val="p"/>
@@ -643,46 +663,48 @@
         <m:r>
           <m:t>1</m:t>
         </m:r>
-        <m:d>
-          <m:dPr>
-            <m:begChr m:val="("/>
-            <m:sepChr m:val=""/>
-            <m:endChr m:val=")"/>
-            <m:grow/>
-          </m:dPr>
-          <m:e>
-            <m:r>
-              <m:t>4</m:t>
-            </m:r>
-            <m:r>
-              <m:rPr>
-                <m:sty m:val="p"/>
-              </m:rPr>
-              <m:t>⋅</m:t>
-            </m:r>
-            <m:r>
-              <m:t>6</m:t>
-            </m:r>
-            <m:r>
-              <m:rPr>
-                <m:sty m:val="p"/>
-              </m:rPr>
-              <m:t>−</m:t>
-            </m:r>
-            <m:r>
-              <m:t>5</m:t>
-            </m:r>
-            <m:r>
-              <m:rPr>
-                <m:sty m:val="p"/>
-              </m:rPr>
-              <m:t>⋅</m:t>
-            </m:r>
-            <m:r>
-              <m:t>0</m:t>
-            </m:r>
-          </m:e>
-        </m:d>
+        <m:r>
+          <m:rPr>
+            <m:sty m:val="p"/>
+          </m:rPr>
+          <m:t>(</m:t>
+        </m:r>
+        <m:r>
+          <m:t>4</m:t>
+        </m:r>
+        <m:r>
+          <m:rPr>
+            <m:sty m:val="p"/>
+          </m:rPr>
+          <m:t>⋅</m:t>
+        </m:r>
+        <m:r>
+          <m:t>6</m:t>
+        </m:r>
+        <m:r>
+          <m:rPr>
+            <m:sty m:val="p"/>
+          </m:rPr>
+          <m:t>−</m:t>
+        </m:r>
+        <m:r>
+          <m:t>5</m:t>
+        </m:r>
+        <m:r>
+          <m:rPr>
+            <m:sty m:val="p"/>
+          </m:rPr>
+          <m:t>⋅</m:t>
+        </m:r>
+        <m:r>
+          <m:t>0</m:t>
+        </m:r>
+        <m:r>
+          <m:rPr>
+            <m:sty m:val="p"/>
+          </m:rPr>
+          <m:t>)</m:t>
+        </m:r>
         <m:r>
           <m:rPr>
             <m:sty m:val="p"/>
@@ -692,46 +714,48 @@
         <m:r>
           <m:t>2</m:t>
         </m:r>
-        <m:d>
-          <m:dPr>
-            <m:begChr m:val="("/>
-            <m:sepChr m:val=""/>
-            <m:endChr m:val=")"/>
-            <m:grow/>
-          </m:dPr>
-          <m:e>
-            <m:r>
-              <m:t>0</m:t>
-            </m:r>
-            <m:r>
-              <m:rPr>
-                <m:sty m:val="p"/>
-              </m:rPr>
-              <m:t>⋅</m:t>
-            </m:r>
-            <m:r>
-              <m:t>6</m:t>
-            </m:r>
-            <m:r>
-              <m:rPr>
-                <m:sty m:val="p"/>
-              </m:rPr>
-              <m:t>−</m:t>
-            </m:r>
-            <m:r>
-              <m:t>5</m:t>
-            </m:r>
-            <m:r>
-              <m:rPr>
-                <m:sty m:val="p"/>
-              </m:rPr>
-              <m:t>⋅</m:t>
-            </m:r>
-            <m:r>
-              <m:t>0</m:t>
-            </m:r>
-          </m:e>
-        </m:d>
+        <m:r>
+          <m:rPr>
+            <m:sty m:val="p"/>
+          </m:rPr>
+          <m:t>(</m:t>
+        </m:r>
+        <m:r>
+          <m:t>0</m:t>
+        </m:r>
+        <m:r>
+          <m:rPr>
+            <m:sty m:val="p"/>
+          </m:rPr>
+          <m:t>⋅</m:t>
+        </m:r>
+        <m:r>
+          <m:t>6</m:t>
+        </m:r>
+        <m:r>
+          <m:rPr>
+            <m:sty m:val="p"/>
+          </m:rPr>
+          <m:t>−</m:t>
+        </m:r>
+        <m:r>
+          <m:t>5</m:t>
+        </m:r>
+        <m:r>
+          <m:rPr>
+            <m:sty m:val="p"/>
+          </m:rPr>
+          <m:t>⋅</m:t>
+        </m:r>
+        <m:r>
+          <m:t>0</m:t>
+        </m:r>
+        <m:r>
+          <m:rPr>
+            <m:sty m:val="p"/>
+          </m:rPr>
+          <m:t>)</m:t>
+        </m:r>
         <m:r>
           <m:rPr>
             <m:sty m:val="p"/>
@@ -741,46 +765,48 @@
         <m:r>
           <m:t>3</m:t>
         </m:r>
-        <m:d>
-          <m:dPr>
-            <m:begChr m:val="("/>
-            <m:sepChr m:val=""/>
-            <m:endChr m:val=")"/>
-            <m:grow/>
-          </m:dPr>
-          <m:e>
-            <m:r>
-              <m:t>0</m:t>
-            </m:r>
-            <m:r>
-              <m:rPr>
-                <m:sty m:val="p"/>
-              </m:rPr>
-              <m:t>⋅</m:t>
-            </m:r>
-            <m:r>
-              <m:t>0</m:t>
-            </m:r>
-            <m:r>
-              <m:rPr>
-                <m:sty m:val="p"/>
-              </m:rPr>
-              <m:t>−</m:t>
-            </m:r>
-            <m:r>
-              <m:t>4</m:t>
-            </m:r>
-            <m:r>
-              <m:rPr>
-                <m:sty m:val="p"/>
-              </m:rPr>
-              <m:t>⋅</m:t>
-            </m:r>
-            <m:r>
-              <m:t>0</m:t>
-            </m:r>
-          </m:e>
-        </m:d>
+        <m:r>
+          <m:rPr>
+            <m:sty m:val="p"/>
+          </m:rPr>
+          <m:t>(</m:t>
+        </m:r>
+        <m:r>
+          <m:t>0</m:t>
+        </m:r>
+        <m:r>
+          <m:rPr>
+            <m:sty m:val="p"/>
+          </m:rPr>
+          <m:t>⋅</m:t>
+        </m:r>
+        <m:r>
+          <m:t>0</m:t>
+        </m:r>
+        <m:r>
+          <m:rPr>
+            <m:sty m:val="p"/>
+          </m:rPr>
+          <m:t>−</m:t>
+        </m:r>
+        <m:r>
+          <m:t>4</m:t>
+        </m:r>
+        <m:r>
+          <m:rPr>
+            <m:sty m:val="p"/>
+          </m:rPr>
+          <m:t>⋅</m:t>
+        </m:r>
+        <m:r>
+          <m:t>0</m:t>
+        </m:r>
+        <m:r>
+          <m:rPr>
+            <m:sty m:val="p"/>
+          </m:rPr>
+          <m:t>)</m:t>
+        </m:r>
         <m:r>
           <m:rPr>
             <m:sty m:val="p"/>
@@ -809,19 +835,21 @@
           </m:rPr>
           <m:t>det</m:t>
         </m:r>
-        <m:d>
-          <m:dPr>
-            <m:begChr m:val="("/>
-            <m:sepChr m:val=""/>
-            <m:endChr m:val=")"/>
-            <m:grow/>
-          </m:dPr>
-          <m:e>
-            <m:r>
-              <m:t>A</m:t>
-            </m:r>
-          </m:e>
-        </m:d>
+        <m:r>
+          <m:rPr>
+            <m:sty m:val="p"/>
+          </m:rPr>
+          <m:t>(</m:t>
+        </m:r>
+        <m:r>
+          <m:t>A</m:t>
+        </m:r>
+        <m:r>
+          <m:rPr>
+            <m:sty m:val="p"/>
+          </m:rPr>
+          <m:t>)</m:t>
+        </m:r>
         <m:r>
           <m:rPr>
             <m:sty m:val="p"/>
@@ -831,52 +859,12 @@
         <m:r>
           <m:t>2</m:t>
         </m:r>
-        <m:d>
-          <m:dPr>
-            <m:begChr m:val="("/>
-            <m:sepChr m:val=""/>
-            <m:endChr m:val=")"/>
-            <m:grow/>
-          </m:dPr>
-          <m:e>
-            <m:r>
-              <m:rPr>
-                <m:sty m:val="p"/>
-              </m:rPr>
-              <m:t>−</m:t>
-            </m:r>
-            <m:r>
-              <m:t>1</m:t>
-            </m:r>
-            <m:r>
-              <m:rPr>
-                <m:sty m:val="p"/>
-              </m:rPr>
-              <m:t>⋅</m:t>
-            </m:r>
-            <m:r>
-              <m:t>2</m:t>
-            </m:r>
-            <m:r>
-              <m:rPr>
-                <m:sty m:val="p"/>
-              </m:rPr>
-              <m:t>−</m:t>
-            </m:r>
-            <m:r>
-              <m:t>4</m:t>
-            </m:r>
-            <m:r>
-              <m:rPr>
-                <m:sty m:val="p"/>
-              </m:rPr>
-              <m:t>⋅</m:t>
-            </m:r>
-            <m:r>
-              <m:t>5</m:t>
-            </m:r>
-          </m:e>
-        </m:d>
+        <m:r>
+          <m:rPr>
+            <m:sty m:val="p"/>
+          </m:rPr>
+          <m:t>(</m:t>
+        </m:r>
         <m:r>
           <m:rPr>
             <m:sty m:val="p"/>
@@ -886,46 +874,90 @@
         <m:r>
           <m:t>1</m:t>
         </m:r>
-        <m:d>
-          <m:dPr>
-            <m:begChr m:val="("/>
-            <m:sepChr m:val=""/>
-            <m:endChr m:val=")"/>
-            <m:grow/>
-          </m:dPr>
-          <m:e>
-            <m:r>
-              <m:t>3</m:t>
-            </m:r>
-            <m:r>
-              <m:rPr>
-                <m:sty m:val="p"/>
-              </m:rPr>
-              <m:t>⋅</m:t>
-            </m:r>
-            <m:r>
-              <m:t>2</m:t>
-            </m:r>
-            <m:r>
-              <m:rPr>
-                <m:sty m:val="p"/>
-              </m:rPr>
-              <m:t>−</m:t>
-            </m:r>
-            <m:r>
-              <m:t>4</m:t>
-            </m:r>
-            <m:r>
-              <m:rPr>
-                <m:sty m:val="p"/>
-              </m:rPr>
-              <m:t>⋅</m:t>
-            </m:r>
-            <m:r>
-              <m:t>0</m:t>
-            </m:r>
-          </m:e>
-        </m:d>
+        <m:r>
+          <m:rPr>
+            <m:sty m:val="p"/>
+          </m:rPr>
+          <m:t>⋅</m:t>
+        </m:r>
+        <m:r>
+          <m:t>2</m:t>
+        </m:r>
+        <m:r>
+          <m:rPr>
+            <m:sty m:val="p"/>
+          </m:rPr>
+          <m:t>−</m:t>
+        </m:r>
+        <m:r>
+          <m:t>4</m:t>
+        </m:r>
+        <m:r>
+          <m:rPr>
+            <m:sty m:val="p"/>
+          </m:rPr>
+          <m:t>⋅</m:t>
+        </m:r>
+        <m:r>
+          <m:t>5</m:t>
+        </m:r>
+        <m:r>
+          <m:rPr>
+            <m:sty m:val="p"/>
+          </m:rPr>
+          <m:t>)</m:t>
+        </m:r>
+        <m:r>
+          <m:rPr>
+            <m:sty m:val="p"/>
+          </m:rPr>
+          <m:t>−</m:t>
+        </m:r>
+        <m:r>
+          <m:t>1</m:t>
+        </m:r>
+        <m:r>
+          <m:rPr>
+            <m:sty m:val="p"/>
+          </m:rPr>
+          <m:t>(</m:t>
+        </m:r>
+        <m:r>
+          <m:t>3</m:t>
+        </m:r>
+        <m:r>
+          <m:rPr>
+            <m:sty m:val="p"/>
+          </m:rPr>
+          <m:t>⋅</m:t>
+        </m:r>
+        <m:r>
+          <m:t>2</m:t>
+        </m:r>
+        <m:r>
+          <m:rPr>
+            <m:sty m:val="p"/>
+          </m:rPr>
+          <m:t>−</m:t>
+        </m:r>
+        <m:r>
+          <m:t>4</m:t>
+        </m:r>
+        <m:r>
+          <m:rPr>
+            <m:sty m:val="p"/>
+          </m:rPr>
+          <m:t>⋅</m:t>
+        </m:r>
+        <m:r>
+          <m:t>0</m:t>
+        </m:r>
+        <m:r>
+          <m:rPr>
+            <m:sty m:val="p"/>
+          </m:rPr>
+          <m:t>)</m:t>
+        </m:r>
         <m:r>
           <m:rPr>
             <m:sty m:val="p"/>
@@ -935,34 +967,36 @@
         <m:r>
           <m:t>0</m:t>
         </m:r>
-        <m:d>
-          <m:dPr>
-            <m:begChr m:val="("/>
-            <m:sepChr m:val=""/>
-            <m:endChr m:val=")"/>
-            <m:grow/>
-          </m:dPr>
-          <m:e>
-            <m:r>
-              <m:rPr>
-                <m:sty m:val="p"/>
-              </m:rPr>
-              <m:t>.</m:t>
-            </m:r>
-            <m:r>
-              <m:rPr>
-                <m:sty m:val="p"/>
-              </m:rPr>
-              <m:t>.</m:t>
-            </m:r>
-            <m:r>
-              <m:rPr>
-                <m:sty m:val="p"/>
-              </m:rPr>
-              <m:t>.</m:t>
-            </m:r>
-          </m:e>
-        </m:d>
+        <m:r>
+          <m:rPr>
+            <m:sty m:val="p"/>
+          </m:rPr>
+          <m:t>(</m:t>
+        </m:r>
+        <m:r>
+          <m:rPr>
+            <m:sty m:val="p"/>
+          </m:rPr>
+          <m:t>.</m:t>
+        </m:r>
+        <m:r>
+          <m:rPr>
+            <m:sty m:val="p"/>
+          </m:rPr>
+          <m:t>.</m:t>
+        </m:r>
+        <m:r>
+          <m:rPr>
+            <m:sty m:val="p"/>
+          </m:rPr>
+          <m:t>.</m:t>
+        </m:r>
+        <m:r>
+          <m:rPr>
+            <m:sty m:val="p"/>
+          </m:rPr>
+          <m:t>)</m:t>
+        </m:r>
         <m:r>
           <m:rPr>
             <m:sty m:val="p"/>
@@ -972,34 +1006,36 @@
         <m:r>
           <m:t>2</m:t>
         </m:r>
-        <m:d>
-          <m:dPr>
-            <m:begChr m:val="("/>
-            <m:sepChr m:val=""/>
-            <m:endChr m:val=")"/>
-            <m:grow/>
-          </m:dPr>
-          <m:e>
-            <m:r>
-              <m:rPr>
-                <m:sty m:val="p"/>
-              </m:rPr>
-              <m:t>−</m:t>
-            </m:r>
-            <m:r>
-              <m:t>2</m:t>
-            </m:r>
-            <m:r>
-              <m:rPr>
-                <m:sty m:val="p"/>
-              </m:rPr>
-              <m:t>−</m:t>
-            </m:r>
-            <m:r>
-              <m:t>20</m:t>
-            </m:r>
-          </m:e>
-        </m:d>
+        <m:r>
+          <m:rPr>
+            <m:sty m:val="p"/>
+          </m:rPr>
+          <m:t>(</m:t>
+        </m:r>
+        <m:r>
+          <m:rPr>
+            <m:sty m:val="p"/>
+          </m:rPr>
+          <m:t>−</m:t>
+        </m:r>
+        <m:r>
+          <m:t>2</m:t>
+        </m:r>
+        <m:r>
+          <m:rPr>
+            <m:sty m:val="p"/>
+          </m:rPr>
+          <m:t>−</m:t>
+        </m:r>
+        <m:r>
+          <m:t>20</m:t>
+        </m:r>
+        <m:r>
+          <m:rPr>
+            <m:sty m:val="p"/>
+          </m:rPr>
+          <m:t>)</m:t>
+        </m:r>
         <m:r>
           <m:rPr>
             <m:sty m:val="p"/>
@@ -1009,28 +1045,30 @@
         <m:r>
           <m:t>1</m:t>
         </m:r>
-        <m:d>
-          <m:dPr>
-            <m:begChr m:val="("/>
-            <m:sepChr m:val=""/>
-            <m:endChr m:val=")"/>
-            <m:grow/>
-          </m:dPr>
-          <m:e>
-            <m:r>
-              <m:t>6</m:t>
-            </m:r>
-            <m:r>
-              <m:rPr>
-                <m:sty m:val="p"/>
-              </m:rPr>
-              <m:t>−</m:t>
-            </m:r>
-            <m:r>
-              <m:t>0</m:t>
-            </m:r>
-          </m:e>
-        </m:d>
+        <m:r>
+          <m:rPr>
+            <m:sty m:val="p"/>
+          </m:rPr>
+          <m:t>(</m:t>
+        </m:r>
+        <m:r>
+          <m:t>6</m:t>
+        </m:r>
+        <m:r>
+          <m:rPr>
+            <m:sty m:val="p"/>
+          </m:rPr>
+          <m:t>−</m:t>
+        </m:r>
+        <m:r>
+          <m:t>0</m:t>
+        </m:r>
+        <m:r>
+          <m:rPr>
+            <m:sty m:val="p"/>
+          </m:rPr>
+          <m:t>)</m:t>
+        </m:r>
         <m:r>
           <m:rPr>
             <m:sty m:val="p"/>
@@ -1089,19 +1127,21 @@
           </m:rPr>
           <m:t>det</m:t>
         </m:r>
-        <m:d>
-          <m:dPr>
-            <m:begChr m:val="("/>
-            <m:sepChr m:val=""/>
-            <m:endChr m:val=")"/>
-            <m:grow/>
-          </m:dPr>
-          <m:e>
-            <m:r>
-              <m:t>A</m:t>
-            </m:r>
-          </m:e>
-        </m:d>
+        <m:r>
+          <m:rPr>
+            <m:sty m:val="p"/>
+          </m:rPr>
+          <m:t>(</m:t>
+        </m:r>
+        <m:r>
+          <m:t>A</m:t>
+        </m:r>
+        <m:r>
+          <m:rPr>
+            <m:sty m:val="p"/>
+          </m:rPr>
+          <m:t>)</m:t>
+        </m:r>
         <m:r>
           <m:rPr>
             <m:sty m:val="p"/>
@@ -1117,62 +1157,66 @@
         <m:r>
           <m:t>1</m:t>
         </m:r>
-        <m:d>
-          <m:dPr>
-            <m:begChr m:val="("/>
-            <m:sepChr m:val=""/>
-            <m:endChr m:val=")"/>
-            <m:grow/>
-          </m:dPr>
-          <m:e>
-            <m:r>
-              <m:t>0</m:t>
-            </m:r>
-            <m:r>
-              <m:rPr>
-                <m:sty m:val="p"/>
-              </m:rPr>
-              <m:t>⋅</m:t>
-            </m:r>
-            <m:r>
-              <m:t>5</m:t>
-            </m:r>
-            <m:r>
-              <m:rPr>
-                <m:sty m:val="p"/>
-              </m:rPr>
-              <m:t>−</m:t>
-            </m:r>
-            <m:r>
-              <m:t>1</m:t>
-            </m:r>
-            <m:r>
-              <m:rPr>
-                <m:sty m:val="p"/>
-              </m:rPr>
-              <m:t>⋅</m:t>
-            </m:r>
-            <m:d>
-              <m:dPr>
-                <m:begChr m:val="("/>
-                <m:sepChr m:val=""/>
-                <m:endChr m:val=")"/>
-                <m:grow/>
-              </m:dPr>
-              <m:e>
-                <m:r>
-                  <m:rPr>
-                    <m:sty m:val="p"/>
-                  </m:rPr>
-                  <m:t>−</m:t>
-                </m:r>
-                <m:r>
-                  <m:t>2</m:t>
-                </m:r>
-              </m:e>
-            </m:d>
-          </m:e>
-        </m:d>
+        <m:r>
+          <m:rPr>
+            <m:sty m:val="p"/>
+          </m:rPr>
+          <m:t>(</m:t>
+        </m:r>
+        <m:r>
+          <m:t>0</m:t>
+        </m:r>
+        <m:r>
+          <m:rPr>
+            <m:sty m:val="p"/>
+          </m:rPr>
+          <m:t>⋅</m:t>
+        </m:r>
+        <m:r>
+          <m:t>5</m:t>
+        </m:r>
+        <m:r>
+          <m:rPr>
+            <m:sty m:val="p"/>
+          </m:rPr>
+          <m:t>−</m:t>
+        </m:r>
+        <m:r>
+          <m:t>1</m:t>
+        </m:r>
+        <m:r>
+          <m:rPr>
+            <m:sty m:val="p"/>
+          </m:rPr>
+          <m:t>⋅</m:t>
+        </m:r>
+        <m:r>
+          <m:rPr>
+            <m:sty m:val="p"/>
+          </m:rPr>
+          <m:t>(</m:t>
+        </m:r>
+        <m:r>
+          <m:rPr>
+            <m:sty m:val="p"/>
+          </m:rPr>
+          <m:t>−</m:t>
+        </m:r>
+        <m:r>
+          <m:t>2</m:t>
+        </m:r>
+        <m:r>
+          <m:rPr>
+            <m:sty m:val="p"/>
+          </m:rPr>
+          <m:t>)</m:t>
+        </m:r>
+        <m:r>
+          <m:rPr>
+            <m:sty m:val="p"/>
+          </m:rPr>
+          <m:t>)</m:t>
+        </m:r>
         <m:r>
           <m:rPr>
             <m:sty m:val="p"/>
@@ -1182,46 +1226,48 @@
         <m:r>
           <m:t>3</m:t>
         </m:r>
-        <m:d>
-          <m:dPr>
-            <m:begChr m:val="("/>
-            <m:sepChr m:val=""/>
-            <m:endChr m:val=")"/>
-            <m:grow/>
-          </m:dPr>
-          <m:e>
-            <m:r>
-              <m:t>4</m:t>
-            </m:r>
-            <m:r>
-              <m:rPr>
-                <m:sty m:val="p"/>
-              </m:rPr>
-              <m:t>⋅</m:t>
-            </m:r>
-            <m:r>
-              <m:t>5</m:t>
-            </m:r>
-            <m:r>
-              <m:rPr>
-                <m:sty m:val="p"/>
-              </m:rPr>
-              <m:t>−</m:t>
-            </m:r>
-            <m:r>
-              <m:t>1</m:t>
-            </m:r>
-            <m:r>
-              <m:rPr>
-                <m:sty m:val="p"/>
-              </m:rPr>
-              <m:t>⋅</m:t>
-            </m:r>
-            <m:r>
-              <m:t>2</m:t>
-            </m:r>
-          </m:e>
-        </m:d>
+        <m:r>
+          <m:rPr>
+            <m:sty m:val="p"/>
+          </m:rPr>
+          <m:t>(</m:t>
+        </m:r>
+        <m:r>
+          <m:t>4</m:t>
+        </m:r>
+        <m:r>
+          <m:rPr>
+            <m:sty m:val="p"/>
+          </m:rPr>
+          <m:t>⋅</m:t>
+        </m:r>
+        <m:r>
+          <m:t>5</m:t>
+        </m:r>
+        <m:r>
+          <m:rPr>
+            <m:sty m:val="p"/>
+          </m:rPr>
+          <m:t>−</m:t>
+        </m:r>
+        <m:r>
+          <m:t>1</m:t>
+        </m:r>
+        <m:r>
+          <m:rPr>
+            <m:sty m:val="p"/>
+          </m:rPr>
+          <m:t>⋅</m:t>
+        </m:r>
+        <m:r>
+          <m:t>2</m:t>
+        </m:r>
+        <m:r>
+          <m:rPr>
+            <m:sty m:val="p"/>
+          </m:rPr>
+          <m:t>)</m:t>
+        </m:r>
         <m:r>
           <m:rPr>
             <m:sty m:val="p"/>
@@ -1231,62 +1277,66 @@
         <m:r>
           <m:t>2</m:t>
         </m:r>
-        <m:d>
-          <m:dPr>
-            <m:begChr m:val="("/>
-            <m:sepChr m:val=""/>
-            <m:endChr m:val=")"/>
-            <m:grow/>
-          </m:dPr>
-          <m:e>
-            <m:r>
-              <m:t>4</m:t>
-            </m:r>
-            <m:r>
-              <m:rPr>
-                <m:sty m:val="p"/>
-              </m:rPr>
-              <m:t>⋅</m:t>
-            </m:r>
-            <m:d>
-              <m:dPr>
-                <m:begChr m:val="("/>
-                <m:sepChr m:val=""/>
-                <m:endChr m:val=")"/>
-                <m:grow/>
-              </m:dPr>
-              <m:e>
-                <m:r>
-                  <m:rPr>
-                    <m:sty m:val="p"/>
-                  </m:rPr>
-                  <m:t>−</m:t>
-                </m:r>
-                <m:r>
-                  <m:t>2</m:t>
-                </m:r>
-              </m:e>
-            </m:d>
-            <m:r>
-              <m:rPr>
-                <m:sty m:val="p"/>
-              </m:rPr>
-              <m:t>−</m:t>
-            </m:r>
-            <m:r>
-              <m:t>0</m:t>
-            </m:r>
-            <m:r>
-              <m:rPr>
-                <m:sty m:val="p"/>
-              </m:rPr>
-              <m:t>⋅</m:t>
-            </m:r>
-            <m:r>
-              <m:t>2</m:t>
-            </m:r>
-          </m:e>
-        </m:d>
+        <m:r>
+          <m:rPr>
+            <m:sty m:val="p"/>
+          </m:rPr>
+          <m:t>(</m:t>
+        </m:r>
+        <m:r>
+          <m:t>4</m:t>
+        </m:r>
+        <m:r>
+          <m:rPr>
+            <m:sty m:val="p"/>
+          </m:rPr>
+          <m:t>⋅</m:t>
+        </m:r>
+        <m:r>
+          <m:rPr>
+            <m:sty m:val="p"/>
+          </m:rPr>
+          <m:t>(</m:t>
+        </m:r>
+        <m:r>
+          <m:rPr>
+            <m:sty m:val="p"/>
+          </m:rPr>
+          <m:t>−</m:t>
+        </m:r>
+        <m:r>
+          <m:t>2</m:t>
+        </m:r>
+        <m:r>
+          <m:rPr>
+            <m:sty m:val="p"/>
+          </m:rPr>
+          <m:t>)</m:t>
+        </m:r>
+        <m:r>
+          <m:rPr>
+            <m:sty m:val="p"/>
+          </m:rPr>
+          <m:t>−</m:t>
+        </m:r>
+        <m:r>
+          <m:t>0</m:t>
+        </m:r>
+        <m:r>
+          <m:rPr>
+            <m:sty m:val="p"/>
+          </m:rPr>
+          <m:t>⋅</m:t>
+        </m:r>
+        <m:r>
+          <m:t>2</m:t>
+        </m:r>
+        <m:r>
+          <m:rPr>
+            <m:sty m:val="p"/>
+          </m:rPr>
+          <m:t>)</m:t>
+        </m:r>
         <m:r>
           <m:rPr>
             <m:sty m:val="p"/>
@@ -1302,28 +1352,30 @@
         <m:r>
           <m:t>1</m:t>
         </m:r>
-        <m:d>
-          <m:dPr>
-            <m:begChr m:val="("/>
-            <m:sepChr m:val=""/>
-            <m:endChr m:val=")"/>
-            <m:grow/>
-          </m:dPr>
-          <m:e>
-            <m:r>
-              <m:t>0</m:t>
-            </m:r>
-            <m:r>
-              <m:rPr>
-                <m:sty m:val="p"/>
-              </m:rPr>
-              <m:t>+</m:t>
-            </m:r>
-            <m:r>
-              <m:t>2</m:t>
-            </m:r>
-          </m:e>
-        </m:d>
+        <m:r>
+          <m:rPr>
+            <m:sty m:val="p"/>
+          </m:rPr>
+          <m:t>(</m:t>
+        </m:r>
+        <m:r>
+          <m:t>0</m:t>
+        </m:r>
+        <m:r>
+          <m:rPr>
+            <m:sty m:val="p"/>
+          </m:rPr>
+          <m:t>+</m:t>
+        </m:r>
+        <m:r>
+          <m:t>2</m:t>
+        </m:r>
+        <m:r>
+          <m:rPr>
+            <m:sty m:val="p"/>
+          </m:rPr>
+          <m:t>)</m:t>
+        </m:r>
         <m:r>
           <m:rPr>
             <m:sty m:val="p"/>
@@ -1333,28 +1385,30 @@
         <m:r>
           <m:t>3</m:t>
         </m:r>
-        <m:d>
-          <m:dPr>
-            <m:begChr m:val="("/>
-            <m:sepChr m:val=""/>
-            <m:endChr m:val=")"/>
-            <m:grow/>
-          </m:dPr>
-          <m:e>
-            <m:r>
-              <m:t>20</m:t>
-            </m:r>
-            <m:r>
-              <m:rPr>
-                <m:sty m:val="p"/>
-              </m:rPr>
-              <m:t>−</m:t>
-            </m:r>
-            <m:r>
-              <m:t>2</m:t>
-            </m:r>
-          </m:e>
-        </m:d>
+        <m:r>
+          <m:rPr>
+            <m:sty m:val="p"/>
+          </m:rPr>
+          <m:t>(</m:t>
+        </m:r>
+        <m:r>
+          <m:t>20</m:t>
+        </m:r>
+        <m:r>
+          <m:rPr>
+            <m:sty m:val="p"/>
+          </m:rPr>
+          <m:t>−</m:t>
+        </m:r>
+        <m:r>
+          <m:t>2</m:t>
+        </m:r>
+        <m:r>
+          <m:rPr>
+            <m:sty m:val="p"/>
+          </m:rPr>
+          <m:t>)</m:t>
+        </m:r>
         <m:r>
           <m:rPr>
             <m:sty m:val="p"/>
@@ -1364,34 +1418,36 @@
         <m:r>
           <m:t>2</m:t>
         </m:r>
-        <m:d>
-          <m:dPr>
-            <m:begChr m:val="("/>
-            <m:sepChr m:val=""/>
-            <m:endChr m:val=")"/>
-            <m:grow/>
-          </m:dPr>
-          <m:e>
-            <m:r>
-              <m:rPr>
-                <m:sty m:val="p"/>
-              </m:rPr>
-              <m:t>−</m:t>
-            </m:r>
-            <m:r>
-              <m:t>8</m:t>
-            </m:r>
-            <m:r>
-              <m:rPr>
-                <m:sty m:val="p"/>
-              </m:rPr>
-              <m:t>−</m:t>
-            </m:r>
-            <m:r>
-              <m:t>0</m:t>
-            </m:r>
-          </m:e>
-        </m:d>
+        <m:r>
+          <m:rPr>
+            <m:sty m:val="p"/>
+          </m:rPr>
+          <m:t>(</m:t>
+        </m:r>
+        <m:r>
+          <m:rPr>
+            <m:sty m:val="p"/>
+          </m:rPr>
+          <m:t>−</m:t>
+        </m:r>
+        <m:r>
+          <m:t>8</m:t>
+        </m:r>
+        <m:r>
+          <m:rPr>
+            <m:sty m:val="p"/>
+          </m:rPr>
+          <m:t>−</m:t>
+        </m:r>
+        <m:r>
+          <m:t>0</m:t>
+        </m:r>
+        <m:r>
+          <m:rPr>
+            <m:sty m:val="p"/>
+          </m:rPr>
+          <m:t>)</m:t>
+        </m:r>
         <m:r>
           <m:rPr>
             <m:sty m:val="p"/>
@@ -1459,19 +1515,21 @@
           </m:rPr>
           <m:t>det</m:t>
         </m:r>
-        <m:d>
-          <m:dPr>
-            <m:begChr m:val="("/>
-            <m:sepChr m:val=""/>
-            <m:endChr m:val=")"/>
-            <m:grow/>
-          </m:dPr>
-          <m:e>
-            <m:r>
-              <m:t>A</m:t>
-            </m:r>
-          </m:e>
-        </m:d>
+        <m:r>
+          <m:rPr>
+            <m:sty m:val="p"/>
+          </m:rPr>
+          <m:t>(</m:t>
+        </m:r>
+        <m:r>
+          <m:t>A</m:t>
+        </m:r>
+        <m:r>
+          <m:rPr>
+            <m:sty m:val="p"/>
+          </m:rPr>
+          <m:t>)</m:t>
+        </m:r>
         <m:r>
           <m:rPr>
             <m:sty m:val="p"/>
@@ -1481,101 +1539,105 @@
         <m:r>
           <m:t>5</m:t>
         </m:r>
-        <m:d>
-          <m:dPr>
-            <m:begChr m:val="("/>
-            <m:sepChr m:val=""/>
-            <m:endChr m:val=")"/>
-            <m:grow/>
-          </m:dPr>
-          <m:e>
-            <m:r>
-              <m:rPr>
-                <m:sty m:val="p"/>
-              </m:rPr>
-              <m:t>−</m:t>
-            </m:r>
-            <m:r>
-              <m:t>3</m:t>
-            </m:r>
-            <m:r>
-              <m:rPr>
-                <m:sty m:val="p"/>
-              </m:rPr>
-              <m:t>⋅</m:t>
-            </m:r>
-            <m:r>
-              <m:t>2</m:t>
-            </m:r>
-            <m:r>
-              <m:rPr>
-                <m:sty m:val="p"/>
-              </m:rPr>
-              <m:t>−</m:t>
-            </m:r>
-            <m:r>
-              <m:t>4</m:t>
-            </m:r>
-            <m:r>
-              <m:rPr>
-                <m:sty m:val="p"/>
-              </m:rPr>
-              <m:t>⋅</m:t>
-            </m:r>
-            <m:r>
-              <m:t>0</m:t>
-            </m:r>
-          </m:e>
-        </m:d>
-        <m:r>
-          <m:rPr>
-            <m:sty m:val="p"/>
-          </m:rPr>
-          <m:t>−</m:t>
+        <m:r>
+          <m:rPr>
+            <m:sty m:val="p"/>
+          </m:rPr>
+          <m:t>(</m:t>
+        </m:r>
+        <m:r>
+          <m:rPr>
+            <m:sty m:val="p"/>
+          </m:rPr>
+          <m:t>−</m:t>
+        </m:r>
+        <m:r>
+          <m:t>3</m:t>
+        </m:r>
+        <m:r>
+          <m:rPr>
+            <m:sty m:val="p"/>
+          </m:rPr>
+          <m:t>⋅</m:t>
         </m:r>
         <m:r>
           <m:t>2</m:t>
         </m:r>
-        <m:d>
-          <m:dPr>
-            <m:begChr m:val="("/>
-            <m:sepChr m:val=""/>
-            <m:endChr m:val=")"/>
-            <m:grow/>
-          </m:dPr>
-          <m:e>
-            <m:r>
-              <m:t>0</m:t>
-            </m:r>
-            <m:r>
-              <m:rPr>
-                <m:sty m:val="p"/>
-              </m:rPr>
-              <m:t>⋅</m:t>
-            </m:r>
-            <m:r>
-              <m:t>2</m:t>
-            </m:r>
-            <m:r>
-              <m:rPr>
-                <m:sty m:val="p"/>
-              </m:rPr>
-              <m:t>−</m:t>
-            </m:r>
-            <m:r>
-              <m:t>4</m:t>
-            </m:r>
-            <m:r>
-              <m:rPr>
-                <m:sty m:val="p"/>
-              </m:rPr>
-              <m:t>⋅</m:t>
-            </m:r>
-            <m:r>
-              <m:t>1</m:t>
-            </m:r>
-          </m:e>
-        </m:d>
+        <m:r>
+          <m:rPr>
+            <m:sty m:val="p"/>
+          </m:rPr>
+          <m:t>−</m:t>
+        </m:r>
+        <m:r>
+          <m:t>4</m:t>
+        </m:r>
+        <m:r>
+          <m:rPr>
+            <m:sty m:val="p"/>
+          </m:rPr>
+          <m:t>⋅</m:t>
+        </m:r>
+        <m:r>
+          <m:t>0</m:t>
+        </m:r>
+        <m:r>
+          <m:rPr>
+            <m:sty m:val="p"/>
+          </m:rPr>
+          <m:t>)</m:t>
+        </m:r>
+        <m:r>
+          <m:rPr>
+            <m:sty m:val="p"/>
+          </m:rPr>
+          <m:t>−</m:t>
+        </m:r>
+        <m:r>
+          <m:t>2</m:t>
+        </m:r>
+        <m:r>
+          <m:rPr>
+            <m:sty m:val="p"/>
+          </m:rPr>
+          <m:t>(</m:t>
+        </m:r>
+        <m:r>
+          <m:t>0</m:t>
+        </m:r>
+        <m:r>
+          <m:rPr>
+            <m:sty m:val="p"/>
+          </m:rPr>
+          <m:t>⋅</m:t>
+        </m:r>
+        <m:r>
+          <m:t>2</m:t>
+        </m:r>
+        <m:r>
+          <m:rPr>
+            <m:sty m:val="p"/>
+          </m:rPr>
+          <m:t>−</m:t>
+        </m:r>
+        <m:r>
+          <m:t>4</m:t>
+        </m:r>
+        <m:r>
+          <m:rPr>
+            <m:sty m:val="p"/>
+          </m:rPr>
+          <m:t>⋅</m:t>
+        </m:r>
+        <m:r>
+          <m:t>1</m:t>
+        </m:r>
+        <m:r>
+          <m:rPr>
+            <m:sty m:val="p"/>
+          </m:rPr>
+          <m:t>)</m:t>
+        </m:r>
         <m:r>
           <m:rPr>
             <m:sty m:val="p"/>
@@ -1585,62 +1647,66 @@
         <m:r>
           <m:t>1</m:t>
         </m:r>
-        <m:d>
-          <m:dPr>
-            <m:begChr m:val="("/>
-            <m:sepChr m:val=""/>
-            <m:endChr m:val=")"/>
-            <m:grow/>
-          </m:dPr>
-          <m:e>
-            <m:r>
-              <m:t>0</m:t>
-            </m:r>
-            <m:r>
-              <m:rPr>
-                <m:sty m:val="p"/>
-              </m:rPr>
-              <m:t>⋅</m:t>
-            </m:r>
-            <m:r>
-              <m:t>0</m:t>
-            </m:r>
-            <m:r>
-              <m:rPr>
-                <m:sty m:val="p"/>
-              </m:rPr>
-              <m:t>−</m:t>
-            </m:r>
-            <m:d>
-              <m:dPr>
-                <m:begChr m:val="("/>
-                <m:sepChr m:val=""/>
-                <m:endChr m:val=")"/>
-                <m:grow/>
-              </m:dPr>
-              <m:e>
-                <m:r>
-                  <m:rPr>
-                    <m:sty m:val="p"/>
-                  </m:rPr>
-                  <m:t>−</m:t>
-                </m:r>
-                <m:r>
-                  <m:t>3</m:t>
-                </m:r>
-              </m:e>
-            </m:d>
-            <m:r>
-              <m:rPr>
-                <m:sty m:val="p"/>
-              </m:rPr>
-              <m:t>⋅</m:t>
-            </m:r>
-            <m:r>
-              <m:t>1</m:t>
-            </m:r>
-          </m:e>
-        </m:d>
+        <m:r>
+          <m:rPr>
+            <m:sty m:val="p"/>
+          </m:rPr>
+          <m:t>(</m:t>
+        </m:r>
+        <m:r>
+          <m:t>0</m:t>
+        </m:r>
+        <m:r>
+          <m:rPr>
+            <m:sty m:val="p"/>
+          </m:rPr>
+          <m:t>⋅</m:t>
+        </m:r>
+        <m:r>
+          <m:t>0</m:t>
+        </m:r>
+        <m:r>
+          <m:rPr>
+            <m:sty m:val="p"/>
+          </m:rPr>
+          <m:t>−</m:t>
+        </m:r>
+        <m:r>
+          <m:rPr>
+            <m:sty m:val="p"/>
+          </m:rPr>
+          <m:t>(</m:t>
+        </m:r>
+        <m:r>
+          <m:rPr>
+            <m:sty m:val="p"/>
+          </m:rPr>
+          <m:t>−</m:t>
+        </m:r>
+        <m:r>
+          <m:t>3</m:t>
+        </m:r>
+        <m:r>
+          <m:rPr>
+            <m:sty m:val="p"/>
+          </m:rPr>
+          <m:t>)</m:t>
+        </m:r>
+        <m:r>
+          <m:rPr>
+            <m:sty m:val="p"/>
+          </m:rPr>
+          <m:t>⋅</m:t>
+        </m:r>
+        <m:r>
+          <m:t>1</m:t>
+        </m:r>
+        <m:r>
+          <m:rPr>
+            <m:sty m:val="p"/>
+          </m:rPr>
+          <m:t>)</m:t>
+        </m:r>
         <m:r>
           <m:rPr>
             <m:sty m:val="p"/>
@@ -1650,34 +1716,36 @@
         <m:r>
           <m:t>5</m:t>
         </m:r>
-        <m:d>
-          <m:dPr>
-            <m:begChr m:val="("/>
-            <m:sepChr m:val=""/>
-            <m:endChr m:val=")"/>
-            <m:grow/>
-          </m:dPr>
-          <m:e>
-            <m:r>
-              <m:rPr>
-                <m:sty m:val="p"/>
-              </m:rPr>
-              <m:t>−</m:t>
-            </m:r>
-            <m:r>
-              <m:t>6</m:t>
-            </m:r>
-            <m:r>
-              <m:rPr>
-                <m:sty m:val="p"/>
-              </m:rPr>
-              <m:t>−</m:t>
-            </m:r>
-            <m:r>
-              <m:t>0</m:t>
-            </m:r>
-          </m:e>
-        </m:d>
+        <m:r>
+          <m:rPr>
+            <m:sty m:val="p"/>
+          </m:rPr>
+          <m:t>(</m:t>
+        </m:r>
+        <m:r>
+          <m:rPr>
+            <m:sty m:val="p"/>
+          </m:rPr>
+          <m:t>−</m:t>
+        </m:r>
+        <m:r>
+          <m:t>6</m:t>
+        </m:r>
+        <m:r>
+          <m:rPr>
+            <m:sty m:val="p"/>
+          </m:rPr>
+          <m:t>−</m:t>
+        </m:r>
+        <m:r>
+          <m:t>0</m:t>
+        </m:r>
+        <m:r>
+          <m:rPr>
+            <m:sty m:val="p"/>
+          </m:rPr>
+          <m:t>)</m:t>
+        </m:r>
         <m:r>
           <m:rPr>
             <m:sty m:val="p"/>
@@ -1687,28 +1755,30 @@
         <m:r>
           <m:t>2</m:t>
         </m:r>
-        <m:d>
-          <m:dPr>
-            <m:begChr m:val="("/>
-            <m:sepChr m:val=""/>
-            <m:endChr m:val=")"/>
-            <m:grow/>
-          </m:dPr>
-          <m:e>
-            <m:r>
-              <m:t>0</m:t>
-            </m:r>
-            <m:r>
-              <m:rPr>
-                <m:sty m:val="p"/>
-              </m:rPr>
-              <m:t>−</m:t>
-            </m:r>
-            <m:r>
-              <m:t>4</m:t>
-            </m:r>
-          </m:e>
-        </m:d>
+        <m:r>
+          <m:rPr>
+            <m:sty m:val="p"/>
+          </m:rPr>
+          <m:t>(</m:t>
+        </m:r>
+        <m:r>
+          <m:t>0</m:t>
+        </m:r>
+        <m:r>
+          <m:rPr>
+            <m:sty m:val="p"/>
+          </m:rPr>
+          <m:t>−</m:t>
+        </m:r>
+        <m:r>
+          <m:t>4</m:t>
+        </m:r>
+        <m:r>
+          <m:rPr>
+            <m:sty m:val="p"/>
+          </m:rPr>
+          <m:t>)</m:t>
+        </m:r>
         <m:r>
           <m:rPr>
             <m:sty m:val="p"/>
@@ -1718,28 +1788,30 @@
         <m:r>
           <m:t>1</m:t>
         </m:r>
-        <m:d>
-          <m:dPr>
-            <m:begChr m:val="("/>
-            <m:sepChr m:val=""/>
-            <m:endChr m:val=")"/>
-            <m:grow/>
-          </m:dPr>
-          <m:e>
-            <m:r>
-              <m:t>0</m:t>
-            </m:r>
-            <m:r>
-              <m:rPr>
-                <m:sty m:val="p"/>
-              </m:rPr>
-              <m:t>+</m:t>
-            </m:r>
-            <m:r>
-              <m:t>3</m:t>
-            </m:r>
-          </m:e>
-        </m:d>
+        <m:r>
+          <m:rPr>
+            <m:sty m:val="p"/>
+          </m:rPr>
+          <m:t>(</m:t>
+        </m:r>
+        <m:r>
+          <m:t>0</m:t>
+        </m:r>
+        <m:r>
+          <m:rPr>
+            <m:sty m:val="p"/>
+          </m:rPr>
+          <m:t>+</m:t>
+        </m:r>
+        <m:r>
+          <m:t>3</m:t>
+        </m:r>
+        <m:r>
+          <m:rPr>
+            <m:sty m:val="p"/>
+          </m:rPr>
+          <m:t>)</m:t>
+        </m:r>
         <m:r>
           <m:rPr>
             <m:sty m:val="p"/>
@@ -1807,19 +1879,21 @@
           </m:rPr>
           <m:t>det</m:t>
         </m:r>
-        <m:d>
-          <m:dPr>
-            <m:begChr m:val="("/>
-            <m:sepChr m:val=""/>
-            <m:endChr m:val=")"/>
-            <m:grow/>
-          </m:dPr>
-          <m:e>
-            <m:r>
-              <m:t>A</m:t>
-            </m:r>
-          </m:e>
-        </m:d>
+        <m:r>
+          <m:rPr>
+            <m:sty m:val="p"/>
+          </m:rPr>
+          <m:t>(</m:t>
+        </m:r>
+        <m:r>
+          <m:t>A</m:t>
+        </m:r>
+        <m:r>
+          <m:rPr>
+            <m:sty m:val="p"/>
+          </m:rPr>
+          <m:t>)</m:t>
+        </m:r>
         <m:r>
           <m:rPr>
             <m:sty m:val="p"/>
@@ -1829,62 +1903,66 @@
         <m:r>
           <m:t>2</m:t>
         </m:r>
-        <m:d>
-          <m:dPr>
-            <m:begChr m:val="("/>
-            <m:sepChr m:val=""/>
-            <m:endChr m:val=")"/>
-            <m:grow/>
-          </m:dPr>
-          <m:e>
-            <m:r>
-              <m:t>0</m:t>
-            </m:r>
-            <m:r>
-              <m:rPr>
-                <m:sty m:val="p"/>
-              </m:rPr>
-              <m:t>⋅</m:t>
-            </m:r>
-            <m:r>
-              <m:t>2</m:t>
-            </m:r>
-            <m:r>
-              <m:rPr>
-                <m:sty m:val="p"/>
-              </m:rPr>
-              <m:t>−</m:t>
-            </m:r>
-            <m:r>
-              <m:t>3</m:t>
-            </m:r>
-            <m:r>
-              <m:rPr>
-                <m:sty m:val="p"/>
-              </m:rPr>
-              <m:t>⋅</m:t>
-            </m:r>
-            <m:d>
-              <m:dPr>
-                <m:begChr m:val="("/>
-                <m:sepChr m:val=""/>
-                <m:endChr m:val=")"/>
-                <m:grow/>
-              </m:dPr>
-              <m:e>
-                <m:r>
-                  <m:rPr>
-                    <m:sty m:val="p"/>
-                  </m:rPr>
-                  <m:t>−</m:t>
-                </m:r>
-                <m:r>
-                  <m:t>1</m:t>
-                </m:r>
-              </m:e>
-            </m:d>
-          </m:e>
-        </m:d>
+        <m:r>
+          <m:rPr>
+            <m:sty m:val="p"/>
+          </m:rPr>
+          <m:t>(</m:t>
+        </m:r>
+        <m:r>
+          <m:t>0</m:t>
+        </m:r>
+        <m:r>
+          <m:rPr>
+            <m:sty m:val="p"/>
+          </m:rPr>
+          <m:t>⋅</m:t>
+        </m:r>
+        <m:r>
+          <m:t>2</m:t>
+        </m:r>
+        <m:r>
+          <m:rPr>
+            <m:sty m:val="p"/>
+          </m:rPr>
+          <m:t>−</m:t>
+        </m:r>
+        <m:r>
+          <m:t>3</m:t>
+        </m:r>
+        <m:r>
+          <m:rPr>
+            <m:sty m:val="p"/>
+          </m:rPr>
+          <m:t>⋅</m:t>
+        </m:r>
+        <m:r>
+          <m:rPr>
+            <m:sty m:val="p"/>
+          </m:rPr>
+          <m:t>(</m:t>
+        </m:r>
+        <m:r>
+          <m:rPr>
+            <m:sty m:val="p"/>
+          </m:rPr>
+          <m:t>−</m:t>
+        </m:r>
+        <m:r>
+          <m:t>1</m:t>
+        </m:r>
+        <m:r>
+          <m:rPr>
+            <m:sty m:val="p"/>
+          </m:rPr>
+          <m:t>)</m:t>
+        </m:r>
+        <m:r>
+          <m:rPr>
+            <m:sty m:val="p"/>
+          </m:rPr>
+          <m:t>)</m:t>
+        </m:r>
         <m:r>
           <m:rPr>
             <m:sty m:val="p"/>
@@ -1894,46 +1972,48 @@
         <m:r>
           <m:t>4</m:t>
         </m:r>
-        <m:d>
-          <m:dPr>
-            <m:begChr m:val="("/>
-            <m:sepChr m:val=""/>
-            <m:endChr m:val=")"/>
-            <m:grow/>
-          </m:dPr>
-          <m:e>
-            <m:r>
-              <m:t>1</m:t>
-            </m:r>
-            <m:r>
-              <m:rPr>
-                <m:sty m:val="p"/>
-              </m:rPr>
-              <m:t>⋅</m:t>
-            </m:r>
-            <m:r>
-              <m:t>2</m:t>
-            </m:r>
-            <m:r>
-              <m:rPr>
-                <m:sty m:val="p"/>
-              </m:rPr>
-              <m:t>−</m:t>
-            </m:r>
-            <m:r>
-              <m:t>3</m:t>
-            </m:r>
-            <m:r>
-              <m:rPr>
-                <m:sty m:val="p"/>
-              </m:rPr>
-              <m:t>⋅</m:t>
-            </m:r>
-            <m:r>
-              <m:t>5</m:t>
-            </m:r>
-          </m:e>
-        </m:d>
+        <m:r>
+          <m:rPr>
+            <m:sty m:val="p"/>
+          </m:rPr>
+          <m:t>(</m:t>
+        </m:r>
+        <m:r>
+          <m:t>1</m:t>
+        </m:r>
+        <m:r>
+          <m:rPr>
+            <m:sty m:val="p"/>
+          </m:rPr>
+          <m:t>⋅</m:t>
+        </m:r>
+        <m:r>
+          <m:t>2</m:t>
+        </m:r>
+        <m:r>
+          <m:rPr>
+            <m:sty m:val="p"/>
+          </m:rPr>
+          <m:t>−</m:t>
+        </m:r>
+        <m:r>
+          <m:t>3</m:t>
+        </m:r>
+        <m:r>
+          <m:rPr>
+            <m:sty m:val="p"/>
+          </m:rPr>
+          <m:t>⋅</m:t>
+        </m:r>
+        <m:r>
+          <m:t>5</m:t>
+        </m:r>
+        <m:r>
+          <m:rPr>
+            <m:sty m:val="p"/>
+          </m:rPr>
+          <m:t>)</m:t>
+        </m:r>
         <m:r>
           <m:rPr>
             <m:sty m:val="p"/>
@@ -1943,62 +2023,66 @@
         <m:r>
           <m:t>1</m:t>
         </m:r>
-        <m:d>
-          <m:dPr>
-            <m:begChr m:val="("/>
-            <m:sepChr m:val=""/>
-            <m:endChr m:val=")"/>
-            <m:grow/>
-          </m:dPr>
-          <m:e>
-            <m:r>
-              <m:t>1</m:t>
-            </m:r>
-            <m:r>
-              <m:rPr>
-                <m:sty m:val="p"/>
-              </m:rPr>
-              <m:t>⋅</m:t>
-            </m:r>
-            <m:d>
-              <m:dPr>
-                <m:begChr m:val="("/>
-                <m:sepChr m:val=""/>
-                <m:endChr m:val=")"/>
-                <m:grow/>
-              </m:dPr>
-              <m:e>
-                <m:r>
-                  <m:rPr>
-                    <m:sty m:val="p"/>
-                  </m:rPr>
-                  <m:t>−</m:t>
-                </m:r>
-                <m:r>
-                  <m:t>1</m:t>
-                </m:r>
-              </m:e>
-            </m:d>
-            <m:r>
-              <m:rPr>
-                <m:sty m:val="p"/>
-              </m:rPr>
-              <m:t>−</m:t>
-            </m:r>
-            <m:r>
-              <m:t>0</m:t>
-            </m:r>
-            <m:r>
-              <m:rPr>
-                <m:sty m:val="p"/>
-              </m:rPr>
-              <m:t>⋅</m:t>
-            </m:r>
-            <m:r>
-              <m:t>5</m:t>
-            </m:r>
-          </m:e>
-        </m:d>
+        <m:r>
+          <m:rPr>
+            <m:sty m:val="p"/>
+          </m:rPr>
+          <m:t>(</m:t>
+        </m:r>
+        <m:r>
+          <m:t>1</m:t>
+        </m:r>
+        <m:r>
+          <m:rPr>
+            <m:sty m:val="p"/>
+          </m:rPr>
+          <m:t>⋅</m:t>
+        </m:r>
+        <m:r>
+          <m:rPr>
+            <m:sty m:val="p"/>
+          </m:rPr>
+          <m:t>(</m:t>
+        </m:r>
+        <m:r>
+          <m:rPr>
+            <m:sty m:val="p"/>
+          </m:rPr>
+          <m:t>−</m:t>
+        </m:r>
+        <m:r>
+          <m:t>1</m:t>
+        </m:r>
+        <m:r>
+          <m:rPr>
+            <m:sty m:val="p"/>
+          </m:rPr>
+          <m:t>)</m:t>
+        </m:r>
+        <m:r>
+          <m:rPr>
+            <m:sty m:val="p"/>
+          </m:rPr>
+          <m:t>−</m:t>
+        </m:r>
+        <m:r>
+          <m:t>0</m:t>
+        </m:r>
+        <m:r>
+          <m:rPr>
+            <m:sty m:val="p"/>
+          </m:rPr>
+          <m:t>⋅</m:t>
+        </m:r>
+        <m:r>
+          <m:t>5</m:t>
+        </m:r>
+        <m:r>
+          <m:rPr>
+            <m:sty m:val="p"/>
+          </m:rPr>
+          <m:t>)</m:t>
+        </m:r>
         <m:r>
           <m:rPr>
             <m:sty m:val="p"/>
@@ -2008,28 +2092,30 @@
         <m:r>
           <m:t>2</m:t>
         </m:r>
-        <m:d>
-          <m:dPr>
-            <m:begChr m:val="("/>
-            <m:sepChr m:val=""/>
-            <m:endChr m:val=")"/>
-            <m:grow/>
-          </m:dPr>
-          <m:e>
-            <m:r>
-              <m:t>0</m:t>
-            </m:r>
-            <m:r>
-              <m:rPr>
-                <m:sty m:val="p"/>
-              </m:rPr>
-              <m:t>+</m:t>
-            </m:r>
-            <m:r>
-              <m:t>3</m:t>
-            </m:r>
-          </m:e>
-        </m:d>
+        <m:r>
+          <m:rPr>
+            <m:sty m:val="p"/>
+          </m:rPr>
+          <m:t>(</m:t>
+        </m:r>
+        <m:r>
+          <m:t>0</m:t>
+        </m:r>
+        <m:r>
+          <m:rPr>
+            <m:sty m:val="p"/>
+          </m:rPr>
+          <m:t>+</m:t>
+        </m:r>
+        <m:r>
+          <m:t>3</m:t>
+        </m:r>
+        <m:r>
+          <m:rPr>
+            <m:sty m:val="p"/>
+          </m:rPr>
+          <m:t>)</m:t>
+        </m:r>
         <m:r>
           <m:rPr>
             <m:sty m:val="p"/>
@@ -2039,28 +2125,30 @@
         <m:r>
           <m:t>4</m:t>
         </m:r>
-        <m:d>
-          <m:dPr>
-            <m:begChr m:val="("/>
-            <m:sepChr m:val=""/>
-            <m:endChr m:val=")"/>
-            <m:grow/>
-          </m:dPr>
-          <m:e>
-            <m:r>
-              <m:t>2</m:t>
-            </m:r>
-            <m:r>
-              <m:rPr>
-                <m:sty m:val="p"/>
-              </m:rPr>
-              <m:t>−</m:t>
-            </m:r>
-            <m:r>
-              <m:t>15</m:t>
-            </m:r>
-          </m:e>
-        </m:d>
+        <m:r>
+          <m:rPr>
+            <m:sty m:val="p"/>
+          </m:rPr>
+          <m:t>(</m:t>
+        </m:r>
+        <m:r>
+          <m:t>2</m:t>
+        </m:r>
+        <m:r>
+          <m:rPr>
+            <m:sty m:val="p"/>
+          </m:rPr>
+          <m:t>−</m:t>
+        </m:r>
+        <m:r>
+          <m:t>15</m:t>
+        </m:r>
+        <m:r>
+          <m:rPr>
+            <m:sty m:val="p"/>
+          </m:rPr>
+          <m:t>)</m:t>
+        </m:r>
         <m:r>
           <m:rPr>
             <m:sty m:val="p"/>
@@ -2070,34 +2158,36 @@
         <m:r>
           <m:t>1</m:t>
         </m:r>
-        <m:d>
-          <m:dPr>
-            <m:begChr m:val="("/>
-            <m:sepChr m:val=""/>
-            <m:endChr m:val=")"/>
-            <m:grow/>
-          </m:dPr>
-          <m:e>
-            <m:r>
-              <m:rPr>
-                <m:sty m:val="p"/>
-              </m:rPr>
-              <m:t>−</m:t>
-            </m:r>
-            <m:r>
-              <m:t>1</m:t>
-            </m:r>
-            <m:r>
-              <m:rPr>
-                <m:sty m:val="p"/>
-              </m:rPr>
-              <m:t>−</m:t>
-            </m:r>
-            <m:r>
-              <m:t>0</m:t>
-            </m:r>
-          </m:e>
-        </m:d>
+        <m:r>
+          <m:rPr>
+            <m:sty m:val="p"/>
+          </m:rPr>
+          <m:t>(</m:t>
+        </m:r>
+        <m:r>
+          <m:rPr>
+            <m:sty m:val="p"/>
+          </m:rPr>
+          <m:t>−</m:t>
+        </m:r>
+        <m:r>
+          <m:t>1</m:t>
+        </m:r>
+        <m:r>
+          <m:rPr>
+            <m:sty m:val="p"/>
+          </m:rPr>
+          <m:t>−</m:t>
+        </m:r>
+        <m:r>
+          <m:t>0</m:t>
+        </m:r>
+        <m:r>
+          <m:rPr>
+            <m:sty m:val="p"/>
+          </m:rPr>
+          <m:t>)</m:t>
+        </m:r>
         <m:r>
           <m:rPr>
             <m:sty m:val="p"/>
@@ -2116,25 +2206,27 @@
         <m:r>
           <m:t>4</m:t>
         </m:r>
-        <m:d>
-          <m:dPr>
-            <m:begChr m:val="("/>
-            <m:sepChr m:val=""/>
-            <m:endChr m:val=")"/>
-            <m:grow/>
-          </m:dPr>
-          <m:e>
-            <m:r>
-              <m:rPr>
-                <m:sty m:val="p"/>
-              </m:rPr>
-              <m:t>−</m:t>
-            </m:r>
-            <m:r>
-              <m:t>13</m:t>
-            </m:r>
-          </m:e>
-        </m:d>
+        <m:r>
+          <m:rPr>
+            <m:sty m:val="p"/>
+          </m:rPr>
+          <m:t>(</m:t>
+        </m:r>
+        <m:r>
+          <m:rPr>
+            <m:sty m:val="p"/>
+          </m:rPr>
+          <m:t>−</m:t>
+        </m:r>
+        <m:r>
+          <m:t>13</m:t>
+        </m:r>
+        <m:r>
+          <m:rPr>
+            <m:sty m:val="p"/>
+          </m:rPr>
+          <m:t>)</m:t>
+        </m:r>
         <m:r>
           <m:rPr>
             <m:sty m:val="p"/>
@@ -2182,8 +2274,8 @@
         </m:r>
       </m:oMath>
     </w:p>
-    <w:bookmarkEnd w:id="22"/>
-    <w:bookmarkStart w:id="23" w:name="q3"/>
+    <w:bookmarkEnd w:id="11"/>
+    <w:bookmarkStart w:id="12" w:name="q3"/>
     <w:p>
       <w:pPr>
         <w:pStyle w:val="Heading2"/>
@@ -2209,19 +2301,21 @@
           </m:rPr>
           <m:t>det</m:t>
         </m:r>
-        <m:d>
-          <m:dPr>
-            <m:begChr m:val="("/>
-            <m:sepChr m:val=""/>
-            <m:endChr m:val=")"/>
-            <m:grow/>
-          </m:dPr>
-          <m:e>
-            <m:r>
-              <m:t>A</m:t>
-            </m:r>
-          </m:e>
-        </m:d>
+        <m:r>
+          <m:rPr>
+            <m:sty m:val="p"/>
+          </m:rPr>
+          <m:t>(</m:t>
+        </m:r>
+        <m:r>
+          <m:t>A</m:t>
+        </m:r>
+        <m:r>
+          <m:rPr>
+            <m:sty m:val="p"/>
+          </m:rPr>
+          <m:t>)</m:t>
+        </m:r>
         <m:r>
           <m:rPr>
             <m:sty m:val="p"/>
@@ -2277,70 +2371,78 @@
           </m:rPr>
           <m:t>det</m:t>
         </m:r>
-        <m:d>
-          <m:dPr>
-            <m:begChr m:val="("/>
-            <m:sepChr m:val=""/>
-            <m:endChr m:val=")"/>
-            <m:grow/>
-          </m:dPr>
-          <m:e>
-            <m:r>
-              <m:t>A</m:t>
-            </m:r>
-          </m:e>
-        </m:d>
-        <m:r>
-          <m:rPr>
-            <m:sty m:val="p"/>
-          </m:rPr>
-          <m:t>=</m:t>
-        </m:r>
-        <m:d>
-          <m:dPr>
-            <m:begChr m:val="("/>
-            <m:sepChr m:val=""/>
-            <m:endChr m:val=")"/>
-            <m:grow/>
-          </m:dPr>
-          <m:e>
-            <m:r>
-              <m:rPr>
-                <m:sty m:val="p"/>
-              </m:rPr>
-              <m:t>−</m:t>
-            </m:r>
-            <m:r>
-              <m:t>2</m:t>
-            </m:r>
-          </m:e>
-        </m:d>
-        <m:d>
-          <m:dPr>
-            <m:begChr m:val="("/>
-            <m:sepChr m:val=""/>
-            <m:endChr m:val=")"/>
-            <m:grow/>
-          </m:dPr>
-          <m:e>
-            <m:r>
-              <m:t>7</m:t>
-            </m:r>
-          </m:e>
-        </m:d>
-        <m:d>
-          <m:dPr>
-            <m:begChr m:val="("/>
-            <m:sepChr m:val=""/>
-            <m:endChr m:val=")"/>
-            <m:grow/>
-          </m:dPr>
-          <m:e>
-            <m:r>
-              <m:t>1</m:t>
-            </m:r>
-          </m:e>
-        </m:d>
+        <m:r>
+          <m:rPr>
+            <m:sty m:val="p"/>
+          </m:rPr>
+          <m:t>(</m:t>
+        </m:r>
+        <m:r>
+          <m:t>A</m:t>
+        </m:r>
+        <m:r>
+          <m:rPr>
+            <m:sty m:val="p"/>
+          </m:rPr>
+          <m:t>)</m:t>
+        </m:r>
+        <m:r>
+          <m:rPr>
+            <m:sty m:val="p"/>
+          </m:rPr>
+          <m:t>=</m:t>
+        </m:r>
+        <m:r>
+          <m:rPr>
+            <m:sty m:val="p"/>
+          </m:rPr>
+          <m:t>(</m:t>
+        </m:r>
+        <m:r>
+          <m:rPr>
+            <m:sty m:val="p"/>
+          </m:rPr>
+          <m:t>−</m:t>
+        </m:r>
+        <m:r>
+          <m:t>2</m:t>
+        </m:r>
+        <m:r>
+          <m:rPr>
+            <m:sty m:val="p"/>
+          </m:rPr>
+          <m:t>)</m:t>
+        </m:r>
+        <m:r>
+          <m:rPr>
+            <m:sty m:val="p"/>
+          </m:rPr>
+          <m:t>(</m:t>
+        </m:r>
+        <m:r>
+          <m:t>7</m:t>
+        </m:r>
+        <m:r>
+          <m:rPr>
+            <m:sty m:val="p"/>
+          </m:rPr>
+          <m:t>)</m:t>
+        </m:r>
+        <m:r>
+          <m:rPr>
+            <m:sty m:val="p"/>
+          </m:rPr>
+          <m:t>(</m:t>
+        </m:r>
+        <m:r>
+          <m:t>1</m:t>
+        </m:r>
+        <m:r>
+          <m:rPr>
+            <m:sty m:val="p"/>
+          </m:rPr>
+          <m:t>)</m:t>
+        </m:r>
         <m:r>
           <m:rPr>
             <m:sty m:val="p"/>
@@ -2375,19 +2477,21 @@
           </m:rPr>
           <m:t>det</m:t>
         </m:r>
-        <m:d>
-          <m:dPr>
-            <m:begChr m:val="("/>
-            <m:sepChr m:val=""/>
-            <m:endChr m:val=")"/>
-            <m:grow/>
-          </m:dPr>
-          <m:e>
-            <m:r>
-              <m:t>A</m:t>
-            </m:r>
-          </m:e>
-        </m:d>
+        <m:r>
+          <m:rPr>
+            <m:sty m:val="p"/>
+          </m:rPr>
+          <m:t>(</m:t>
+        </m:r>
+        <m:r>
+          <m:t>A</m:t>
+        </m:r>
+        <m:r>
+          <m:rPr>
+            <m:sty m:val="p"/>
+          </m:rPr>
+          <m:t>)</m:t>
+        </m:r>
         <m:r>
           <m:rPr>
             <m:sty m:val="p"/>
@@ -2412,25 +2516,27 @@
           </m:rPr>
           <m:t>⋅</m:t>
         </m:r>
-        <m:d>
-          <m:dPr>
-            <m:begChr m:val="("/>
-            <m:sepChr m:val=""/>
-            <m:endChr m:val=")"/>
-            <m:grow/>
-          </m:dPr>
-          <m:e>
-            <m:r>
-              <m:rPr>
-                <m:sty m:val="p"/>
-              </m:rPr>
-              <m:t>−</m:t>
-            </m:r>
-            <m:r>
-              <m:t>6</m:t>
-            </m:r>
-          </m:e>
-        </m:d>
+        <m:r>
+          <m:rPr>
+            <m:sty m:val="p"/>
+          </m:rPr>
+          <m:t>(</m:t>
+        </m:r>
+        <m:r>
+          <m:rPr>
+            <m:sty m:val="p"/>
+          </m:rPr>
+          <m:t>−</m:t>
+        </m:r>
+        <m:r>
+          <m:t>6</m:t>
+        </m:r>
+        <m:r>
+          <m:rPr>
+            <m:sty m:val="p"/>
+          </m:rPr>
+          <m:t>)</m:t>
+        </m:r>
         <m:r>
           <m:rPr>
             <m:sty m:val="p"/>
@@ -2465,19 +2571,21 @@
           </m:rPr>
           <m:t>det</m:t>
         </m:r>
-        <m:d>
-          <m:dPr>
-            <m:begChr m:val="("/>
-            <m:sepChr m:val=""/>
-            <m:endChr m:val=")"/>
-            <m:grow/>
-          </m:dPr>
-          <m:e>
-            <m:r>
-              <m:t>A</m:t>
-            </m:r>
-          </m:e>
-        </m:d>
+        <m:r>
+          <m:rPr>
+            <m:sty m:val="p"/>
+          </m:rPr>
+          <m:t>(</m:t>
+        </m:r>
+        <m:r>
+          <m:t>A</m:t>
+        </m:r>
+        <m:r>
+          <m:rPr>
+            <m:sty m:val="p"/>
+          </m:rPr>
+          <m:t>)</m:t>
+        </m:r>
         <m:r>
           <m:rPr>
             <m:sty m:val="p"/>
@@ -2493,50 +2601,54 @@
           </m:rPr>
           <m:t>⋅</m:t>
         </m:r>
-        <m:d>
-          <m:dPr>
-            <m:begChr m:val="("/>
-            <m:sepChr m:val=""/>
-            <m:endChr m:val=")"/>
-            <m:grow/>
-          </m:dPr>
-          <m:e>
-            <m:r>
-              <m:rPr>
-                <m:sty m:val="p"/>
-              </m:rPr>
-              <m:t>−</m:t>
-            </m:r>
-            <m:r>
-              <m:t>1</m:t>
-            </m:r>
-          </m:e>
-        </m:d>
+        <m:r>
+          <m:rPr>
+            <m:sty m:val="p"/>
+          </m:rPr>
+          <m:t>(</m:t>
+        </m:r>
+        <m:r>
+          <m:rPr>
+            <m:sty m:val="p"/>
+          </m:rPr>
+          <m:t>−</m:t>
+        </m:r>
+        <m:r>
+          <m:t>1</m:t>
+        </m:r>
+        <m:r>
+          <m:rPr>
+            <m:sty m:val="p"/>
+          </m:rPr>
+          <m:t>)</m:t>
+        </m:r>
         <m:r>
           <m:rPr>
             <m:sty m:val="p"/>
           </m:rPr>
           <m:t>⋅</m:t>
         </m:r>
-        <m:d>
-          <m:dPr>
-            <m:begChr m:val="("/>
-            <m:sepChr m:val=""/>
-            <m:endChr m:val=")"/>
-            <m:grow/>
-          </m:dPr>
-          <m:e>
-            <m:r>
-              <m:rPr>
-                <m:sty m:val="p"/>
-              </m:rPr>
-              <m:t>−</m:t>
-            </m:r>
-            <m:r>
-              <m:t>3</m:t>
-            </m:r>
-          </m:e>
-        </m:d>
+        <m:r>
+          <m:rPr>
+            <m:sty m:val="p"/>
+          </m:rPr>
+          <m:t>(</m:t>
+        </m:r>
+        <m:r>
+          <m:rPr>
+            <m:sty m:val="p"/>
+          </m:rPr>
+          <m:t>−</m:t>
+        </m:r>
+        <m:r>
+          <m:t>3</m:t>
+        </m:r>
+        <m:r>
+          <m:rPr>
+            <m:sty m:val="p"/>
+          </m:rPr>
+          <m:t>)</m:t>
+        </m:r>
         <m:r>
           <m:rPr>
             <m:sty m:val="p"/>
@@ -2565,19 +2677,21 @@
           </m:rPr>
           <m:t>det</m:t>
         </m:r>
-        <m:d>
-          <m:dPr>
-            <m:begChr m:val="("/>
-            <m:sepChr m:val=""/>
-            <m:endChr m:val=")"/>
-            <m:grow/>
-          </m:dPr>
-          <m:e>
-            <m:r>
-              <m:t>A</m:t>
-            </m:r>
-          </m:e>
-        </m:d>
+        <m:r>
+          <m:rPr>
+            <m:sty m:val="p"/>
+          </m:rPr>
+          <m:t>(</m:t>
+        </m:r>
+        <m:r>
+          <m:t>A</m:t>
+        </m:r>
+        <m:r>
+          <m:rPr>
+            <m:sty m:val="p"/>
+          </m:rPr>
+          <m:t>)</m:t>
+        </m:r>
         <m:r>
           <m:rPr>
             <m:sty m:val="p"/>
@@ -2616,8 +2730,8 @@
         </m:r>
       </m:oMath>
     </w:p>
-    <w:bookmarkEnd w:id="23"/>
-    <w:bookmarkStart w:id="24" w:name="q4"/>
+    <w:bookmarkEnd w:id="12"/>
+    <w:bookmarkStart w:id="13" w:name="q4"/>
     <w:p>
       <w:pPr>
         <w:pStyle w:val="Heading2"/>
@@ -2643,19 +2757,21 @@
           </m:rPr>
           <m:t>det</m:t>
         </m:r>
-        <m:d>
-          <m:dPr>
-            <m:begChr m:val="("/>
-            <m:sepChr m:val=""/>
-            <m:endChr m:val=")"/>
-            <m:grow/>
-          </m:dPr>
-          <m:e>
-            <m:r>
-              <m:t>A</m:t>
-            </m:r>
-          </m:e>
-        </m:d>
+        <m:r>
+          <m:rPr>
+            <m:sty m:val="p"/>
+          </m:rPr>
+          <m:t>(</m:t>
+        </m:r>
+        <m:r>
+          <m:t>A</m:t>
+        </m:r>
+        <m:r>
+          <m:rPr>
+            <m:sty m:val="p"/>
+          </m:rPr>
+          <m:t>)</m:t>
+        </m:r>
         <m:r>
           <m:rPr>
             <m:sty m:val="p"/>
@@ -2690,19 +2806,21 @@
           </m:rPr>
           <m:t>det</m:t>
         </m:r>
-        <m:d>
-          <m:dPr>
-            <m:begChr m:val="("/>
-            <m:sepChr m:val=""/>
-            <m:endChr m:val=")"/>
-            <m:grow/>
-          </m:dPr>
-          <m:e>
-            <m:r>
-              <m:t>A</m:t>
-            </m:r>
-          </m:e>
-        </m:d>
+        <m:r>
+          <m:rPr>
+            <m:sty m:val="p"/>
+          </m:rPr>
+          <m:t>(</m:t>
+        </m:r>
+        <m:r>
+          <m:t>A</m:t>
+        </m:r>
+        <m:r>
+          <m:rPr>
+            <m:sty m:val="p"/>
+          </m:rPr>
+          <m:t>)</m:t>
+        </m:r>
         <m:r>
           <m:rPr>
             <m:sty m:val="p"/>
@@ -2731,19 +2849,21 @@
           </m:rPr>
           <m:t>det</m:t>
         </m:r>
-        <m:d>
-          <m:dPr>
-            <m:begChr m:val="("/>
-            <m:sepChr m:val=""/>
-            <m:endChr m:val=")"/>
-            <m:grow/>
-          </m:dPr>
-          <m:e>
-            <m:r>
-              <m:t>A</m:t>
-            </m:r>
-          </m:e>
-        </m:d>
+        <m:r>
+          <m:rPr>
+            <m:sty m:val="p"/>
+          </m:rPr>
+          <m:t>(</m:t>
+        </m:r>
+        <m:r>
+          <m:t>A</m:t>
+        </m:r>
+        <m:r>
+          <m:rPr>
+            <m:sty m:val="p"/>
+          </m:rPr>
+          <m:t>)</m:t>
+        </m:r>
         <m:r>
           <m:rPr>
             <m:sty m:val="p"/>
@@ -2778,19 +2898,21 @@
           </m:rPr>
           <m:t>det</m:t>
         </m:r>
-        <m:d>
-          <m:dPr>
-            <m:begChr m:val="("/>
-            <m:sepChr m:val=""/>
-            <m:endChr m:val=")"/>
-            <m:grow/>
-          </m:dPr>
-          <m:e>
-            <m:r>
-              <m:t>A</m:t>
-            </m:r>
-          </m:e>
-        </m:d>
+        <m:r>
+          <m:rPr>
+            <m:sty m:val="p"/>
+          </m:rPr>
+          <m:t>(</m:t>
+        </m:r>
+        <m:r>
+          <m:t>A</m:t>
+        </m:r>
+        <m:r>
+          <m:rPr>
+            <m:sty m:val="p"/>
+          </m:rPr>
+          <m:t>)</m:t>
+        </m:r>
         <m:r>
           <m:rPr>
             <m:sty m:val="p"/>
@@ -2825,19 +2947,21 @@
           </m:rPr>
           <m:t>det</m:t>
         </m:r>
-        <m:d>
-          <m:dPr>
-            <m:begChr m:val="("/>
-            <m:sepChr m:val=""/>
-            <m:endChr m:val=")"/>
-            <m:grow/>
-          </m:dPr>
-          <m:e>
-            <m:r>
-              <m:t>A</m:t>
-            </m:r>
-          </m:e>
-        </m:d>
+        <m:r>
+          <m:rPr>
+            <m:sty m:val="p"/>
+          </m:rPr>
+          <m:t>(</m:t>
+        </m:r>
+        <m:r>
+          <m:t>A</m:t>
+        </m:r>
+        <m:r>
+          <m:rPr>
+            <m:sty m:val="p"/>
+          </m:rPr>
+          <m:t>)</m:t>
+        </m:r>
         <m:r>
           <m:rPr>
             <m:sty m:val="p"/>
@@ -2849,8 +2973,8 @@
         </m:r>
       </m:oMath>
     </w:p>
-    <w:bookmarkEnd w:id="24"/>
-    <w:bookmarkStart w:id="25" w:name="q5"/>
+    <w:bookmarkEnd w:id="13"/>
+    <w:bookmarkStart w:id="14" w:name="q5"/>
     <w:p>
       <w:pPr>
         <w:pStyle w:val="Heading2"/>
@@ -2876,22 +3000,24 @@
           </m:rPr>
           <m:t>det</m:t>
         </m:r>
-        <m:d>
-          <m:dPr>
-            <m:begChr m:val="("/>
-            <m:sepChr m:val=""/>
-            <m:endChr m:val=")"/>
-            <m:grow/>
-          </m:dPr>
-          <m:e>
-            <m:r>
-              <m:t>3</m:t>
-            </m:r>
-            <m:r>
-              <m:t>A</m:t>
-            </m:r>
-          </m:e>
-        </m:d>
+        <m:r>
+          <m:rPr>
+            <m:sty m:val="p"/>
+          </m:rPr>
+          <m:t>(</m:t>
+        </m:r>
+        <m:r>
+          <m:t>3</m:t>
+        </m:r>
+        <m:r>
+          <m:t>A</m:t>
+        </m:r>
+        <m:r>
+          <m:rPr>
+            <m:sty m:val="p"/>
+          </m:rPr>
+          <m:t>)</m:t>
+        </m:r>
         <m:r>
           <m:rPr>
             <m:sty m:val="p"/>
@@ -2920,22 +3046,24 @@
           </m:rPr>
           <m:t>det</m:t>
         </m:r>
-        <m:d>
-          <m:dPr>
-            <m:begChr m:val="("/>
-            <m:sepChr m:val=""/>
-            <m:endChr m:val=")"/>
-            <m:grow/>
-          </m:dPr>
-          <m:e>
-            <m:r>
-              <m:t>2</m:t>
-            </m:r>
-            <m:r>
-              <m:t>B</m:t>
-            </m:r>
-          </m:e>
-        </m:d>
+        <m:r>
+          <m:rPr>
+            <m:sty m:val="p"/>
+          </m:rPr>
+          <m:t>(</m:t>
+        </m:r>
+        <m:r>
+          <m:t>2</m:t>
+        </m:r>
+        <m:r>
+          <m:t>B</m:t>
+        </m:r>
+        <m:r>
+          <m:rPr>
+            <m:sty m:val="p"/>
+          </m:rPr>
+          <m:t>)</m:t>
+        </m:r>
         <m:r>
           <m:rPr>
             <m:sty m:val="p"/>
@@ -2960,14 +3088,183 @@
           </m:rPr>
           <m:t>⋅</m:t>
         </m:r>
-        <m:d>
-          <m:dPr>
-            <m:begChr m:val="("/>
-            <m:sepChr m:val=""/>
-            <m:endChr m:val=")"/>
-            <m:grow/>
-          </m:dPr>
+        <m:r>
+          <m:rPr>
+            <m:sty m:val="p"/>
+          </m:rPr>
+          <m:t>(</m:t>
+        </m:r>
+        <m:r>
+          <m:rPr>
+            <m:sty m:val="p"/>
+          </m:rPr>
+          <m:t>−</m:t>
+        </m:r>
+        <m:r>
+          <m:t>6</m:t>
+        </m:r>
+        <m:r>
+          <m:rPr>
+            <m:sty m:val="p"/>
+          </m:rPr>
+          <m:t>)</m:t>
+        </m:r>
+        <m:r>
+          <m:rPr>
+            <m:sty m:val="p"/>
+          </m:rPr>
+          <m:t>=</m:t>
+        </m:r>
+        <m:r>
+          <m:t>8</m:t>
+        </m:r>
+        <m:r>
+          <m:rPr>
+            <m:sty m:val="p"/>
+          </m:rPr>
+          <m:t>⋅</m:t>
+        </m:r>
+        <m:r>
+          <m:rPr>
+            <m:sty m:val="p"/>
+          </m:rPr>
+          <m:t>(</m:t>
+        </m:r>
+        <m:r>
+          <m:rPr>
+            <m:sty m:val="p"/>
+          </m:rPr>
+          <m:t>−</m:t>
+        </m:r>
+        <m:r>
+          <m:t>6</m:t>
+        </m:r>
+        <m:r>
+          <m:rPr>
+            <m:sty m:val="p"/>
+          </m:rPr>
+          <m:t>)</m:t>
+        </m:r>
+        <m:r>
+          <m:rPr>
+            <m:sty m:val="p"/>
+          </m:rPr>
+          <m:t>=</m:t>
+        </m:r>
+        <m:r>
+          <m:rPr>
+            <m:sty m:val="p"/>
+          </m:rPr>
+          <m:t>−</m:t>
+        </m:r>
+        <m:r>
+          <m:t>48</m:t>
+        </m:r>
+      </m:oMath>
+    </w:p>
+    <w:p>
+      <w:pPr>
+        <w:pStyle w:val="BodyText"/>
+      </w:pPr>
+      <w:r>
+        <w:t xml:space="preserve">5.3. Determinant is multiplied by 5.</w:t>
+      </w:r>
+    </w:p>
+    <w:p>
+      <w:pPr>
+        <w:pStyle w:val="BodyText"/>
+      </w:pPr>
+      <w:r>
+        <w:t xml:space="preserve">5.4.</w:t>
+      </w:r>
+      <w:r>
+        <w:t xml:space="preserve"> </w:t>
+      </w:r>
+      <m:oMath>
+        <m:r>
+          <m:rPr>
+            <m:sty m:val="p"/>
+          </m:rPr>
+          <m:t>det</m:t>
+        </m:r>
+        <m:r>
+          <m:rPr>
+            <m:sty m:val="p"/>
+          </m:rPr>
+          <m:t>(</m:t>
+        </m:r>
+        <m:r>
+          <m:t>C</m:t>
+        </m:r>
+        <m:r>
+          <m:rPr>
+            <m:sty m:val="p"/>
+          </m:rPr>
+          <m:t>)</m:t>
+        </m:r>
+        <m:r>
+          <m:rPr>
+            <m:sty m:val="p"/>
+          </m:rPr>
+          <m:t>=</m:t>
+        </m:r>
+        <m:r>
+          <m:t>0</m:t>
+        </m:r>
+      </m:oMath>
+    </w:p>
+    <w:p>
+      <w:pPr>
+        <w:pStyle w:val="BodyText"/>
+      </w:pPr>
+      <w:r>
+        <w:t xml:space="preserve">5.5. Determinant before swap =</w:t>
+      </w:r>
+      <w:r>
+        <w:t xml:space="preserve"> </w:t>
+      </w:r>
+      <m:oMath>
+        <m:r>
+          <m:rPr>
+            <m:sty m:val="p"/>
+          </m:rPr>
+          <m:t>−</m:t>
+        </m:r>
+        <m:r>
+          <m:t>18</m:t>
+        </m:r>
+      </m:oMath>
+    </w:p>
+    <w:p>
+      <w:pPr>
+        <w:pStyle w:val="BodyText"/>
+      </w:pPr>
+      <w:r>
+        <w:t xml:space="preserve">5.6.</w:t>
+      </w:r>
+      <w:r>
+        <w:t xml:space="preserve"> </w:t>
+      </w:r>
+      <m:oMath>
+        <m:r>
+          <m:rPr>
+            <m:sty m:val="p"/>
+          </m:rPr>
+          <m:t>det</m:t>
+        </m:r>
+        <m:r>
+          <m:rPr>
+            <m:sty m:val="p"/>
+          </m:rPr>
+          <m:t>(</m:t>
+        </m:r>
+        <m:sSup>
           <m:e>
+            <m:r>
+              <m:t>D</m:t>
+            </m:r>
+          </m:e>
+          <m:sup>
             <m:r>
               <m:rPr>
                 <m:sty m:val="p"/>
@@ -2975,211 +3272,52 @@
               <m:t>−</m:t>
             </m:r>
             <m:r>
-              <m:t>6</m:t>
+              <m:t>1</m:t>
             </m:r>
-          </m:e>
-        </m:d>
-        <m:r>
-          <m:rPr>
-            <m:sty m:val="p"/>
-          </m:rPr>
-          <m:t>=</m:t>
-        </m:r>
-        <m:r>
-          <m:t>8</m:t>
-        </m:r>
-        <m:r>
-          <m:rPr>
-            <m:sty m:val="p"/>
-          </m:rPr>
-          <m:t>⋅</m:t>
-        </m:r>
-        <m:d>
-          <m:dPr>
-            <m:begChr m:val="("/>
-            <m:sepChr m:val=""/>
-            <m:endChr m:val=")"/>
-            <m:grow/>
-          </m:dPr>
-          <m:e>
-            <m:r>
-              <m:rPr>
-                <m:sty m:val="p"/>
-              </m:rPr>
-              <m:t>−</m:t>
-            </m:r>
-            <m:r>
-              <m:t>6</m:t>
-            </m:r>
-          </m:e>
-        </m:d>
-        <m:r>
-          <m:rPr>
-            <m:sty m:val="p"/>
-          </m:rPr>
-          <m:t>=</m:t>
-        </m:r>
-        <m:r>
-          <m:rPr>
-            <m:sty m:val="p"/>
-          </m:rPr>
-          <m:t>−</m:t>
-        </m:r>
-        <m:r>
-          <m:t>48</m:t>
-        </m:r>
-      </m:oMath>
-    </w:p>
-    <w:p>
-      <w:pPr>
-        <w:pStyle w:val="BodyText"/>
-      </w:pPr>
-      <w:r>
-        <w:t xml:space="preserve">5.3. Determinant is multiplied by 5.</w:t>
-      </w:r>
-    </w:p>
-    <w:p>
-      <w:pPr>
-        <w:pStyle w:val="BodyText"/>
-      </w:pPr>
-      <w:r>
-        <w:t xml:space="preserve">5.4.</w:t>
-      </w:r>
-      <w:r>
-        <w:t xml:space="preserve"> </w:t>
-      </w:r>
-      <m:oMath>
+          </m:sup>
+        </m:sSup>
+        <m:r>
+          <m:rPr>
+            <m:sty m:val="p"/>
+          </m:rPr>
+          <m:t>)</m:t>
+        </m:r>
+        <m:r>
+          <m:rPr>
+            <m:sty m:val="p"/>
+          </m:rPr>
+          <m:t>=</m:t>
+        </m:r>
+        <m:r>
+          <m:t>1</m:t>
+        </m:r>
+        <m:r>
+          <m:rPr>
+            <m:sty m:val="p"/>
+          </m:rPr>
+          <m:t>/</m:t>
+        </m:r>
         <m:r>
           <m:rPr>
             <m:sty m:val="p"/>
           </m:rPr>
           <m:t>det</m:t>
         </m:r>
-        <m:d>
-          <m:dPr>
-            <m:begChr m:val="("/>
-            <m:sepChr m:val=""/>
-            <m:endChr m:val=")"/>
-            <m:grow/>
-          </m:dPr>
-          <m:e>
-            <m:r>
-              <m:t>C</m:t>
-            </m:r>
-          </m:e>
-        </m:d>
-        <m:r>
-          <m:rPr>
-            <m:sty m:val="p"/>
-          </m:rPr>
-          <m:t>=</m:t>
-        </m:r>
-        <m:r>
-          <m:t>0</m:t>
-        </m:r>
-      </m:oMath>
-    </w:p>
-    <w:p>
-      <w:pPr>
-        <w:pStyle w:val="BodyText"/>
-      </w:pPr>
-      <w:r>
-        <w:t xml:space="preserve">5.5. Determinant before swap =</w:t>
-      </w:r>
-      <w:r>
-        <w:t xml:space="preserve"> </w:t>
-      </w:r>
-      <m:oMath>
-        <m:r>
-          <m:rPr>
-            <m:sty m:val="p"/>
-          </m:rPr>
-          <m:t>−</m:t>
-        </m:r>
-        <m:r>
-          <m:t>18</m:t>
-        </m:r>
-      </m:oMath>
-    </w:p>
-    <w:p>
-      <w:pPr>
-        <w:pStyle w:val="BodyText"/>
-      </w:pPr>
-      <w:r>
-        <w:t xml:space="preserve">5.6.</w:t>
-      </w:r>
-      <w:r>
-        <w:t xml:space="preserve"> </w:t>
-      </w:r>
-      <m:oMath>
-        <m:r>
-          <m:rPr>
-            <m:sty m:val="p"/>
-          </m:rPr>
-          <m:t>det</m:t>
-        </m:r>
-        <m:d>
-          <m:dPr>
-            <m:begChr m:val="("/>
-            <m:sepChr m:val=""/>
-            <m:endChr m:val=")"/>
-            <m:grow/>
-          </m:dPr>
-          <m:e>
-            <m:sSup>
-              <m:e>
-                <m:r>
-                  <m:t>D</m:t>
-                </m:r>
-              </m:e>
-              <m:sup>
-                <m:r>
-                  <m:rPr>
-                    <m:sty m:val="p"/>
-                  </m:rPr>
-                  <m:t>−</m:t>
-                </m:r>
-                <m:r>
-                  <m:t>1</m:t>
-                </m:r>
-              </m:sup>
-            </m:sSup>
-          </m:e>
-        </m:d>
-        <m:r>
-          <m:rPr>
-            <m:sty m:val="p"/>
-          </m:rPr>
-          <m:t>=</m:t>
-        </m:r>
-        <m:r>
-          <m:t>1</m:t>
-        </m:r>
-        <m:r>
-          <m:rPr>
-            <m:sty m:val="p"/>
-          </m:rPr>
-          <m:t>/</m:t>
-        </m:r>
-        <m:r>
-          <m:rPr>
-            <m:sty m:val="p"/>
-          </m:rPr>
-          <m:t>det</m:t>
-        </m:r>
-        <m:d>
-          <m:dPr>
-            <m:begChr m:val="("/>
-            <m:sepChr m:val=""/>
-            <m:endChr m:val=")"/>
-            <m:grow/>
-          </m:dPr>
-          <m:e>
-            <m:r>
-              <m:t>D</m:t>
-            </m:r>
-          </m:e>
-        </m:d>
+        <m:r>
+          <m:rPr>
+            <m:sty m:val="p"/>
+          </m:rPr>
+          <m:t>(</m:t>
+        </m:r>
+        <m:r>
+          <m:t>D</m:t>
+        </m:r>
+        <m:r>
+          <m:rPr>
+            <m:sty m:val="p"/>
+          </m:rPr>
+          <m:t>)</m:t>
+        </m:r>
         <m:r>
           <m:rPr>
             <m:sty m:val="p"/>
@@ -3226,53 +3364,57 @@
           </m:rPr>
           <m:t>det</m:t>
         </m:r>
-        <m:d>
-          <m:dPr>
-            <m:begChr m:val="("/>
-            <m:sepChr m:val=""/>
-            <m:endChr m:val=")"/>
-            <m:grow/>
-          </m:dPr>
-          <m:e>
-            <m:sSup>
-              <m:e>
-                <m:r>
-                  <m:t>E</m:t>
-                </m:r>
-              </m:e>
-              <m:sup>
-                <m:r>
-                  <m:t>T</m:t>
-                </m:r>
-              </m:sup>
-            </m:sSup>
-          </m:e>
-        </m:d>
-        <m:r>
-          <m:rPr>
-            <m:sty m:val="p"/>
-          </m:rPr>
-          <m:t>=</m:t>
-        </m:r>
-        <m:r>
-          <m:rPr>
-            <m:sty m:val="p"/>
-          </m:rPr>
-          <m:t>det</m:t>
-        </m:r>
-        <m:d>
-          <m:dPr>
-            <m:begChr m:val="("/>
-            <m:sepChr m:val=""/>
-            <m:endChr m:val=")"/>
-            <m:grow/>
-          </m:dPr>
+        <m:r>
+          <m:rPr>
+            <m:sty m:val="p"/>
+          </m:rPr>
+          <m:t>(</m:t>
+        </m:r>
+        <m:sSup>
           <m:e>
             <m:r>
               <m:t>E</m:t>
             </m:r>
           </m:e>
-        </m:d>
+          <m:sup>
+            <m:r>
+              <m:t>T</m:t>
+            </m:r>
+          </m:sup>
+        </m:sSup>
+        <m:r>
+          <m:rPr>
+            <m:sty m:val="p"/>
+          </m:rPr>
+          <m:t>)</m:t>
+        </m:r>
+        <m:r>
+          <m:rPr>
+            <m:sty m:val="p"/>
+          </m:rPr>
+          <m:t>=</m:t>
+        </m:r>
+        <m:r>
+          <m:rPr>
+            <m:sty m:val="p"/>
+          </m:rPr>
+          <m:t>det</m:t>
+        </m:r>
+        <m:r>
+          <m:rPr>
+            <m:sty m:val="p"/>
+          </m:rPr>
+          <m:t>(</m:t>
+        </m:r>
+        <m:r>
+          <m:t>E</m:t>
+        </m:r>
+        <m:r>
+          <m:rPr>
+            <m:sty m:val="p"/>
+          </m:rPr>
+          <m:t>)</m:t>
+        </m:r>
         <m:r>
           <m:rPr>
             <m:sty m:val="p"/>
@@ -3301,84 +3443,90 @@
           </m:rPr>
           <m:t>det</m:t>
         </m:r>
-        <m:d>
-          <m:dPr>
-            <m:begChr m:val="("/>
-            <m:sepChr m:val=""/>
-            <m:endChr m:val=")"/>
-            <m:grow/>
-          </m:dPr>
+        <m:r>
+          <m:rPr>
+            <m:sty m:val="p"/>
+          </m:rPr>
+          <m:t>(</m:t>
+        </m:r>
+        <m:r>
+          <m:t>G</m:t>
+        </m:r>
+        <m:r>
+          <m:rPr>
+            <m:sty m:val="p"/>
+          </m:rPr>
+          <m:t>)</m:t>
+        </m:r>
+        <m:r>
+          <m:rPr>
+            <m:sty m:val="p"/>
+          </m:rPr>
+          <m:t>=</m:t>
+        </m:r>
+        <m:r>
+          <m:rPr>
+            <m:sty m:val="p"/>
+          </m:rPr>
+          <m:t>det</m:t>
+        </m:r>
+        <m:r>
+          <m:rPr>
+            <m:sty m:val="p"/>
+          </m:rPr>
+          <m:t>(</m:t>
+        </m:r>
+        <m:r>
+          <m:t>2</m:t>
+        </m:r>
+        <m:r>
+          <m:t>A</m:t>
+        </m:r>
+        <m:r>
+          <m:rPr>
+            <m:sty m:val="p"/>
+          </m:rPr>
+          <m:t>)</m:t>
+        </m:r>
+        <m:r>
+          <m:rPr>
+            <m:sty m:val="p"/>
+          </m:rPr>
+          <m:t>⋅</m:t>
+        </m:r>
+        <m:r>
+          <m:rPr>
+            <m:sty m:val="p"/>
+          </m:rPr>
+          <m:t>det</m:t>
+        </m:r>
+        <m:r>
+          <m:rPr>
+            <m:sty m:val="p"/>
+          </m:rPr>
+          <m:t>(</m:t>
+        </m:r>
+        <m:r>
+          <m:t>3</m:t>
+        </m:r>
+        <m:sSub>
           <m:e>
             <m:r>
-              <m:t>G</m:t>
+              <m:t>I</m:t>
             </m:r>
           </m:e>
-        </m:d>
-        <m:r>
-          <m:rPr>
-            <m:sty m:val="p"/>
-          </m:rPr>
-          <m:t>=</m:t>
-        </m:r>
-        <m:r>
-          <m:rPr>
-            <m:sty m:val="p"/>
-          </m:rPr>
-          <m:t>det</m:t>
-        </m:r>
-        <m:d>
-          <m:dPr>
-            <m:begChr m:val="("/>
-            <m:sepChr m:val=""/>
-            <m:endChr m:val=")"/>
-            <m:grow/>
-          </m:dPr>
-          <m:e>
+          <m:sub>
             <m:r>
               <m:t>2</m:t>
             </m:r>
-            <m:r>
-              <m:t>A</m:t>
-            </m:r>
-          </m:e>
-        </m:d>
-        <m:r>
-          <m:rPr>
-            <m:sty m:val="p"/>
-          </m:rPr>
-          <m:t>⋅</m:t>
-        </m:r>
-        <m:r>
-          <m:rPr>
-            <m:sty m:val="p"/>
-          </m:rPr>
-          <m:t>det</m:t>
-        </m:r>
-        <m:d>
-          <m:dPr>
-            <m:begChr m:val="("/>
-            <m:sepChr m:val=""/>
-            <m:endChr m:val=")"/>
-            <m:grow/>
-          </m:dPr>
-          <m:e>
-            <m:r>
-              <m:t>3</m:t>
-            </m:r>
-            <m:sSub>
-              <m:e>
-                <m:r>
-                  <m:t>I</m:t>
-                </m:r>
-              </m:e>
-              <m:sub>
-                <m:r>
-                  <m:t>2</m:t>
-                </m:r>
-              </m:sub>
-            </m:sSub>
-          </m:e>
-        </m:d>
+          </m:sub>
+        </m:sSub>
+        <m:r>
+          <m:rPr>
+            <m:sty m:val="p"/>
+          </m:rPr>
+          <m:t>)</m:t>
+        </m:r>
         <m:r>
           <m:rPr>
             <m:sty m:val="p"/>
@@ -3495,52 +3643,56 @@
           </m:rPr>
           <m:t>det</m:t>
         </m:r>
-        <m:d>
-          <m:dPr>
-            <m:begChr m:val="("/>
-            <m:sepChr m:val=""/>
-            <m:endChr m:val=")"/>
-            <m:grow/>
-          </m:dPr>
+        <m:r>
+          <m:rPr>
+            <m:sty m:val="p"/>
+          </m:rPr>
+          <m:t>(</m:t>
+        </m:r>
+        <m:r>
+          <m:rPr>
+            <m:sty m:val="p"/>
+          </m:rPr>
+          <m:t>−</m:t>
+        </m:r>
+        <m:r>
+          <m:t>M</m:t>
+        </m:r>
+        <m:r>
+          <m:rPr>
+            <m:sty m:val="p"/>
+          </m:rPr>
+          <m:t>)</m:t>
+        </m:r>
+        <m:r>
+          <m:rPr>
+            <m:sty m:val="p"/>
+          </m:rPr>
+          <m:t>=</m:t>
+        </m:r>
+        <m:r>
+          <m:rPr>
+            <m:sty m:val="p"/>
+          </m:rPr>
+          <m:t>(</m:t>
+        </m:r>
+        <m:r>
+          <m:rPr>
+            <m:sty m:val="p"/>
+          </m:rPr>
+          <m:t>−</m:t>
+        </m:r>
+        <m:r>
+          <m:t>1</m:t>
+        </m:r>
+        <m:sSup>
           <m:e>
             <m:r>
               <m:rPr>
                 <m:sty m:val="p"/>
               </m:rPr>
-              <m:t>−</m:t>
+              <m:t>)</m:t>
             </m:r>
-            <m:r>
-              <m:t>M</m:t>
-            </m:r>
-          </m:e>
-        </m:d>
-        <m:r>
-          <m:rPr>
-            <m:sty m:val="p"/>
-          </m:rPr>
-          <m:t>=</m:t>
-        </m:r>
-        <m:sSup>
-          <m:e>
-            <m:d>
-              <m:dPr>
-                <m:begChr m:val="("/>
-                <m:sepChr m:val=""/>
-                <m:endChr m:val=")"/>
-                <m:grow/>
-              </m:dPr>
-              <m:e>
-                <m:r>
-                  <m:rPr>
-                    <m:sty m:val="p"/>
-                  </m:rPr>
-                  <m:t>−</m:t>
-                </m:r>
-                <m:r>
-                  <m:t>1</m:t>
-                </m:r>
-              </m:e>
-            </m:d>
           </m:e>
           <m:sup>
             <m:r>
@@ -3554,19 +3706,21 @@
           </m:rPr>
           <m:t>det</m:t>
         </m:r>
-        <m:d>
-          <m:dPr>
-            <m:begChr m:val="("/>
-            <m:sepChr m:val=""/>
-            <m:endChr m:val=")"/>
-            <m:grow/>
-          </m:dPr>
-          <m:e>
-            <m:r>
-              <m:t>M</m:t>
-            </m:r>
-          </m:e>
-        </m:d>
+        <m:r>
+          <m:rPr>
+            <m:sty m:val="p"/>
+          </m:rPr>
+          <m:t>(</m:t>
+        </m:r>
+        <m:r>
+          <m:t>M</m:t>
+        </m:r>
+        <m:r>
+          <m:rPr>
+            <m:sty m:val="p"/>
+          </m:rPr>
+          <m:t>)</m:t>
+        </m:r>
         <m:r>
           <m:rPr>
             <m:sty m:val="p"/>
@@ -3613,65 +3767,71 @@
           </m:rPr>
           <m:t>det</m:t>
         </m:r>
-        <m:d>
-          <m:dPr>
-            <m:begChr m:val="("/>
-            <m:sepChr m:val=""/>
-            <m:endChr m:val=")"/>
-            <m:grow/>
-          </m:dPr>
-          <m:e>
-            <m:sSup>
-              <m:e>
-                <m:r>
-                  <m:t>N</m:t>
-                </m:r>
-              </m:e>
-              <m:sup>
-                <m:r>
-                  <m:t>2</m:t>
-                </m:r>
-              </m:sup>
-            </m:sSup>
-          </m:e>
-        </m:d>
-        <m:r>
-          <m:rPr>
-            <m:sty m:val="p"/>
-          </m:rPr>
-          <m:t>=</m:t>
+        <m:r>
+          <m:rPr>
+            <m:sty m:val="p"/>
+          </m:rPr>
+          <m:t>(</m:t>
         </m:r>
         <m:sSup>
           <m:e>
-            <m:d>
-              <m:dPr>
-                <m:begChr m:val="("/>
-                <m:sepChr m:val=""/>
-                <m:endChr m:val=")"/>
-                <m:grow/>
-              </m:dPr>
-              <m:e>
-                <m:r>
-                  <m:rPr>
-                    <m:sty m:val="p"/>
-                  </m:rPr>
-                  <m:t>det</m:t>
-                </m:r>
-                <m:d>
-                  <m:dPr>
-                    <m:begChr m:val="("/>
-                    <m:sepChr m:val=""/>
-                    <m:endChr m:val=")"/>
-                    <m:grow/>
-                  </m:dPr>
-                  <m:e>
-                    <m:r>
-                      <m:t>N</m:t>
-                    </m:r>
-                  </m:e>
-                </m:d>
-              </m:e>
-            </m:d>
+            <m:r>
+              <m:t>N</m:t>
+            </m:r>
+          </m:e>
+          <m:sup>
+            <m:r>
+              <m:t>2</m:t>
+            </m:r>
+          </m:sup>
+        </m:sSup>
+        <m:r>
+          <m:rPr>
+            <m:sty m:val="p"/>
+          </m:rPr>
+          <m:t>)</m:t>
+        </m:r>
+        <m:r>
+          <m:rPr>
+            <m:sty m:val="p"/>
+          </m:rPr>
+          <m:t>=</m:t>
+        </m:r>
+        <m:r>
+          <m:rPr>
+            <m:sty m:val="p"/>
+          </m:rPr>
+          <m:t>(</m:t>
+        </m:r>
+        <m:r>
+          <m:rPr>
+            <m:sty m:val="p"/>
+          </m:rPr>
+          <m:t>det</m:t>
+        </m:r>
+        <m:r>
+          <m:rPr>
+            <m:sty m:val="p"/>
+          </m:rPr>
+          <m:t>(</m:t>
+        </m:r>
+        <m:r>
+          <m:t>N</m:t>
+        </m:r>
+        <m:r>
+          <m:rPr>
+            <m:sty m:val="p"/>
+          </m:rPr>
+          <m:t>)</m:t>
+        </m:r>
+        <m:sSup>
+          <m:e>
+            <m:r>
+              <m:rPr>
+                <m:sty m:val="p"/>
+              </m:rPr>
+              <m:t>)</m:t>
+            </m:r>
           </m:e>
           <m:sup>
             <m:r>
@@ -3780,19 +3940,21 @@
           </m:rPr>
           <m:t>det</m:t>
         </m:r>
-        <m:d>
-          <m:dPr>
-            <m:begChr m:val="("/>
-            <m:sepChr m:val=""/>
-            <m:endChr m:val=")"/>
-            <m:grow/>
-          </m:dPr>
-          <m:e>
-            <m:r>
-              <m:t>P</m:t>
-            </m:r>
-          </m:e>
-        </m:d>
+        <m:r>
+          <m:rPr>
+            <m:sty m:val="p"/>
+          </m:rPr>
+          <m:t>(</m:t>
+        </m:r>
+        <m:r>
+          <m:t>P</m:t>
+        </m:r>
+        <m:r>
+          <m:rPr>
+            <m:sty m:val="p"/>
+          </m:rPr>
+          <m:t>)</m:t>
+        </m:r>
         <m:r>
           <m:rPr>
             <m:sty m:val="p"/>
@@ -3805,19 +3967,21 @@
           </m:rPr>
           <m:t>det</m:t>
         </m:r>
-        <m:d>
-          <m:dPr>
-            <m:begChr m:val="("/>
-            <m:sepChr m:val=""/>
-            <m:endChr m:val=")"/>
-            <m:grow/>
-          </m:dPr>
-          <m:e>
-            <m:r>
-              <m:t>A</m:t>
-            </m:r>
-          </m:e>
-        </m:d>
+        <m:r>
+          <m:rPr>
+            <m:sty m:val="p"/>
+          </m:rPr>
+          <m:t>(</m:t>
+        </m:r>
+        <m:r>
+          <m:t>A</m:t>
+        </m:r>
+        <m:r>
+          <m:rPr>
+            <m:sty m:val="p"/>
+          </m:rPr>
+          <m:t>)</m:t>
+        </m:r>
         <m:r>
           <m:rPr>
             <m:sty m:val="p"/>
@@ -3830,19 +3994,21 @@
           </m:rPr>
           <m:t>det</m:t>
         </m:r>
-        <m:d>
-          <m:dPr>
-            <m:begChr m:val="("/>
-            <m:sepChr m:val=""/>
-            <m:endChr m:val=")"/>
-            <m:grow/>
-          </m:dPr>
-          <m:e>
-            <m:r>
-              <m:t>B</m:t>
-            </m:r>
-          </m:e>
-        </m:d>
+        <m:r>
+          <m:rPr>
+            <m:sty m:val="p"/>
+          </m:rPr>
+          <m:t>(</m:t>
+        </m:r>
+        <m:r>
+          <m:t>B</m:t>
+        </m:r>
+        <m:r>
+          <m:rPr>
+            <m:sty m:val="p"/>
+          </m:rPr>
+          <m:t>)</m:t>
+        </m:r>
         <m:r>
           <m:rPr>
             <m:sty m:val="p"/>
@@ -3858,25 +4024,27 @@
           </m:rPr>
           <m:t>⋅</m:t>
         </m:r>
-        <m:d>
-          <m:dPr>
-            <m:begChr m:val="("/>
-            <m:sepChr m:val=""/>
-            <m:endChr m:val=")"/>
-            <m:grow/>
-          </m:dPr>
-          <m:e>
-            <m:r>
-              <m:rPr>
-                <m:sty m:val="p"/>
-              </m:rPr>
-              <m:t>−</m:t>
-            </m:r>
-            <m:r>
-              <m:t>3</m:t>
-            </m:r>
-          </m:e>
-        </m:d>
+        <m:r>
+          <m:rPr>
+            <m:sty m:val="p"/>
+          </m:rPr>
+          <m:t>(</m:t>
+        </m:r>
+        <m:r>
+          <m:rPr>
+            <m:sty m:val="p"/>
+          </m:rPr>
+          <m:t>−</m:t>
+        </m:r>
+        <m:r>
+          <m:t>3</m:t>
+        </m:r>
+        <m:r>
+          <m:rPr>
+            <m:sty m:val="p"/>
+          </m:rPr>
+          <m:t>)</m:t>
+        </m:r>
         <m:r>
           <m:rPr>
             <m:sty m:val="p"/>
@@ -3909,8 +4077,8 @@
         </w:pict>
       </w:r>
     </w:p>
-    <w:bookmarkEnd w:id="25"/>
-    <w:bookmarkStart w:id="27" w:name="version-history-and-licensing"/>
+    <w:bookmarkEnd w:id="14"/>
+    <w:bookmarkStart w:id="16" w:name="version-history-and-licensing"/>
     <w:p>
       <w:pPr>
         <w:pStyle w:val="Heading2"/>
@@ -3931,7 +4099,7 @@
       <w:pPr>
         <w:pStyle w:val="BodyText"/>
       </w:pPr>
-      <w:hyperlink r:id="rId26">
+      <w:hyperlink r:id="rId15">
         <w:r>
           <w:rPr>
             <w:rStyle w:val="Hyperlink"/>
@@ -3940,7 +4108,7 @@
         </w:r>
       </w:hyperlink>
     </w:p>
-    <w:bookmarkEnd w:id="27"/>
+    <w:bookmarkEnd w:id="16"/>
     <w:sectPr>
       <w:pgSz w:h="15840" w:w="12240"/>
       <w:pgMar w:bottom="1440" w:footer="720" w:gutter="0" w:header="720" w:left="1440" w:right="1440" w:top="1440"/>
